--- a/CW_1-4_ТВ-33_ДомарацькийДмитроОлександрович/CW_1-4_ТВ-33_ДомарацькийДмитроОлександрович.docx
+++ b/CW_1-4_ТВ-33_ДомарацькийДмитроОлександрович/CW_1-4_ТВ-33_ДомарацькийДмитроОлександрович.docx
@@ -5,19 +5,251 @@
     <w:p>
       <w:pPr>
         <w:pStyle w:val="Normal"/>
-        <w:widowControl/>
-        <w:bidi w:val="0"/>
-        <w:spacing w:lineRule="auto" w:line="360"/>
-        <w:ind w:hanging="0" w:start="0" w:end="0"/>
+        <w:spacing w:lineRule="auto" w:line="360"/>
         <w:jc w:val="center"/>
         <w:rPr>
           <w:rFonts w:ascii="Times New Roman" w:hAnsi="Times New Roman"/>
-          <w:b/>
-          <w:bCs/>
-          <w:sz w:val="28"/>
-          <w:szCs w:val="28"/>
-        </w:rPr>
-      </w:pPr>
+          <w:sz w:val="28"/>
+          <w:szCs w:val="28"/>
+        </w:rPr>
+      </w:pPr>
+      <w:r>
+        <w:rPr>
+          <w:rFonts w:ascii="Times New Roman" w:hAnsi="Times New Roman"/>
+          <w:b/>
+          <w:bCs/>
+          <w:sz w:val="28"/>
+          <w:szCs w:val="28"/>
+        </w:rPr>
+        <w:t>МІНІСТЕРСТВО ОСВІТИ ТА НАУКИ УКРАЇНИ</w:t>
+      </w:r>
+    </w:p>
+    <w:p>
+      <w:pPr>
+        <w:pStyle w:val="Normal"/>
+        <w:spacing w:lineRule="auto" w:line="360"/>
+        <w:jc w:val="center"/>
+        <w:rPr>
+          <w:rFonts w:ascii="Times New Roman" w:hAnsi="Times New Roman"/>
+          <w:sz w:val="28"/>
+          <w:szCs w:val="28"/>
+        </w:rPr>
+      </w:pPr>
+      <w:r>
+        <w:rPr>
+          <w:rFonts w:ascii="Times New Roman" w:hAnsi="Times New Roman"/>
+          <w:b/>
+          <w:bCs/>
+          <w:sz w:val="28"/>
+          <w:szCs w:val="28"/>
+        </w:rPr>
+        <w:t>НАЦІОНАЛЬНИЙ ТЕХНІЧНИЙ УНІВЕРСИТЕТ УКРАЇНИ «КИЇВСЬКИЙ ПОЛІТЕХНІЧНИЙ ІНСТИТУТ ІМЕНІ ІГОРЯ СІКОРСЬКОГО»</w:t>
+      </w:r>
+    </w:p>
+    <w:p>
+      <w:pPr>
+        <w:pStyle w:val="Normal"/>
+        <w:spacing w:lineRule="auto" w:line="360"/>
+        <w:jc w:val="center"/>
+        <w:rPr>
+          <w:rFonts w:ascii="Times New Roman" w:hAnsi="Times New Roman"/>
+          <w:sz w:val="28"/>
+          <w:szCs w:val="28"/>
+        </w:rPr>
+      </w:pPr>
+      <w:r>
+        <w:rPr>
+          <w:rFonts w:ascii="Times New Roman" w:hAnsi="Times New Roman"/>
+          <w:b/>
+          <w:bCs/>
+          <w:sz w:val="28"/>
+          <w:szCs w:val="28"/>
+        </w:rPr>
+        <w:t>НАВЧАЛЬНО-НАУКОВИЙ ІНСТИТУТ АТОМНОЇ ТА ТЕПЛОВОЇ ЕНЕРГЕТИКИ</w:t>
+      </w:r>
+    </w:p>
+    <w:p>
+      <w:pPr>
+        <w:pStyle w:val="Normal"/>
+        <w:spacing w:lineRule="auto" w:line="360"/>
+        <w:jc w:val="center"/>
+        <w:rPr>
+          <w:rFonts w:ascii="Times New Roman" w:hAnsi="Times New Roman"/>
+          <w:sz w:val="28"/>
+          <w:szCs w:val="28"/>
+        </w:rPr>
+      </w:pPr>
+      <w:r>
+        <w:rPr>
+          <w:rFonts w:ascii="Times New Roman" w:hAnsi="Times New Roman"/>
+          <w:b/>
+          <w:bCs/>
+          <w:sz w:val="28"/>
+          <w:szCs w:val="28"/>
+        </w:rPr>
+        <w:t>КАФЕДРА ІНЖЕНЕРІЇ ПРОГРАМНОГО ЗАБЕЗПЕЧЕННЯ В ЕНЕРГЕТИЦІ</w:t>
+      </w:r>
+    </w:p>
+    <w:p>
+      <w:pPr>
+        <w:pStyle w:val="Normal"/>
+        <w:spacing w:lineRule="auto" w:line="360"/>
+        <w:jc w:val="center"/>
+        <w:rPr>
+          <w:rFonts w:ascii="Times New Roman" w:hAnsi="Times New Roman"/>
+          <w:b/>
+          <w:bCs/>
+          <w:sz w:val="28"/>
+          <w:szCs w:val="28"/>
+        </w:rPr>
+      </w:pPr>
+      <w:r>
+        <w:rPr>
+          <w:rFonts w:ascii="Times New Roman" w:hAnsi="Times New Roman"/>
+          <w:b/>
+          <w:bCs/>
+          <w:sz w:val="28"/>
+          <w:szCs w:val="28"/>
+        </w:rPr>
+      </w:r>
+    </w:p>
+    <w:p>
+      <w:pPr>
+        <w:pStyle w:val="Normal"/>
+        <w:spacing w:lineRule="auto" w:line="360"/>
+        <w:jc w:val="center"/>
+        <w:rPr>
+          <w:rFonts w:ascii="Times New Roman" w:hAnsi="Times New Roman"/>
+          <w:b/>
+          <w:bCs/>
+          <w:sz w:val="28"/>
+          <w:szCs w:val="28"/>
+        </w:rPr>
+      </w:pPr>
+      <w:r>
+        <w:rPr>
+          <w:rFonts w:ascii="Times New Roman" w:hAnsi="Times New Roman"/>
+          <w:b/>
+          <w:bCs/>
+          <w:sz w:val="28"/>
+          <w:szCs w:val="28"/>
+        </w:rPr>
+      </w:r>
+    </w:p>
+    <w:p>
+      <w:pPr>
+        <w:pStyle w:val="Normal"/>
+        <w:spacing w:lineRule="auto" w:line="360"/>
+        <w:jc w:val="center"/>
+        <w:rPr>
+          <w:rFonts w:ascii="Times New Roman" w:hAnsi="Times New Roman"/>
+          <w:b/>
+          <w:bCs/>
+          <w:sz w:val="28"/>
+          <w:szCs w:val="28"/>
+        </w:rPr>
+      </w:pPr>
+      <w:r>
+        <w:rPr>
+          <w:rFonts w:ascii="Times New Roman" w:hAnsi="Times New Roman"/>
+          <w:b/>
+          <w:bCs/>
+          <w:sz w:val="28"/>
+          <w:szCs w:val="28"/>
+        </w:rPr>
+      </w:r>
+    </w:p>
+    <w:p>
+      <w:pPr>
+        <w:pStyle w:val="Normal"/>
+        <w:spacing w:lineRule="auto" w:line="360"/>
+        <w:jc w:val="center"/>
+        <w:rPr>
+          <w:rFonts w:ascii="Times New Roman" w:hAnsi="Times New Roman"/>
+          <w:sz w:val="28"/>
+          <w:szCs w:val="28"/>
+        </w:rPr>
+      </w:pPr>
+      <w:r>
+        <w:rPr>
+          <w:rFonts w:ascii="Times New Roman" w:hAnsi="Times New Roman"/>
+          <w:b/>
+          <w:bCs/>
+          <w:sz w:val="28"/>
+          <w:szCs w:val="28"/>
+        </w:rPr>
+        <w:t xml:space="preserve">ЗВІТ З </w:t>
+      </w:r>
+      <w:r>
+        <w:rPr>
+          <w:rFonts w:ascii="Times New Roman" w:hAnsi="Times New Roman"/>
+          <w:b/>
+          <w:bCs/>
+          <w:sz w:val="28"/>
+          <w:szCs w:val="28"/>
+        </w:rPr>
+        <w:t>РОЗРОБКИ П. 1-4 КУРСОВОЇ РОБОТИ</w:t>
+      </w:r>
+    </w:p>
+    <w:p>
+      <w:pPr>
+        <w:pStyle w:val="Normal"/>
+        <w:spacing w:lineRule="auto" w:line="360"/>
+        <w:jc w:val="center"/>
+        <w:rPr/>
+      </w:pPr>
+      <w:r>
+        <w:rPr>
+          <w:rFonts w:ascii="Times New Roman" w:hAnsi="Times New Roman"/>
+          <w:b/>
+          <w:bCs/>
+          <w:sz w:val="28"/>
+          <w:szCs w:val="28"/>
+        </w:rPr>
+        <w:t>з дисципліни: «</w:t>
+      </w:r>
+      <w:r>
+        <w:rPr>
+          <w:rFonts w:ascii="Times New Roman" w:hAnsi="Times New Roman"/>
+          <w:b/>
+          <w:bCs/>
+          <w:sz w:val="28"/>
+          <w:szCs w:val="28"/>
+        </w:rPr>
+        <w:t>РОЗРОБКА ПРОГРАМНОГО ЗАБЕЗПЕЧЕННЯ МОБІЛЬНИХ ПРИСТРОЇВ. КУРСОВА РОБОТА</w:t>
+      </w:r>
+      <w:r>
+        <w:rPr>
+          <w:rFonts w:ascii="Times New Roman" w:hAnsi="Times New Roman"/>
+          <w:b/>
+          <w:bCs/>
+          <w:sz w:val="28"/>
+          <w:szCs w:val="28"/>
+        </w:rPr>
+        <w:t>» на тему:</w:t>
+      </w:r>
+    </w:p>
+    <w:p>
+      <w:pPr>
+        <w:pStyle w:val="Normal"/>
+        <w:spacing w:lineRule="auto" w:line="360"/>
+        <w:jc w:val="center"/>
+        <w:rPr>
+          <w:rFonts w:ascii="Times New Roman" w:hAnsi="Times New Roman"/>
+          <w:sz w:val="28"/>
+          <w:szCs w:val="28"/>
+        </w:rPr>
+      </w:pPr>
+      <w:r>
+        <w:rPr>
+          <w:rFonts w:ascii="Times New Roman" w:hAnsi="Times New Roman"/>
+          <w:b/>
+          <w:bCs/>
+          <w:sz w:val="28"/>
+          <w:szCs w:val="28"/>
+        </w:rPr>
+        <w:t>«</w:t>
+      </w:r>
       <w:r>
         <w:rPr>
           <w:rFonts w:ascii="Times New Roman" w:hAnsi="Times New Roman"/>
@@ -31,13 +263,401 @@
           <w:sz w:val="28"/>
           <w:szCs w:val="28"/>
         </w:rPr>
-        <w:t>Д</w:t>
-      </w:r>
-      <w:r>
-        <w:rPr>
-          <w:rFonts w:ascii="Times New Roman" w:hAnsi="Times New Roman"/>
-          <w:b/>
-          <w:bCs/>
+        <w:t>Додаток для вивчення правил дорожнього руху</w:t>
+      </w:r>
+      <w:r>
+        <w:rPr>
+          <w:rFonts w:ascii="Times New Roman" w:hAnsi="Times New Roman"/>
+          <w:b/>
+          <w:bCs/>
+          <w:sz w:val="28"/>
+          <w:szCs w:val="28"/>
+        </w:rPr>
+        <w:t>»</w:t>
+      </w:r>
+    </w:p>
+    <w:p>
+      <w:pPr>
+        <w:pStyle w:val="Normal"/>
+        <w:spacing w:lineRule="auto" w:line="360"/>
+        <w:rPr>
+          <w:rFonts w:ascii="Times New Roman" w:hAnsi="Times New Roman"/>
+          <w:sz w:val="28"/>
+          <w:szCs w:val="28"/>
+        </w:rPr>
+      </w:pPr>
+      <w:r>
+        <w:rPr>
+          <w:rFonts w:ascii="Times New Roman" w:hAnsi="Times New Roman"/>
+          <w:sz w:val="28"/>
+          <w:szCs w:val="28"/>
+        </w:rPr>
+      </w:r>
+    </w:p>
+    <w:p>
+      <w:pPr>
+        <w:pStyle w:val="Normal"/>
+        <w:spacing w:lineRule="auto" w:line="360"/>
+        <w:rPr>
+          <w:rFonts w:ascii="Times New Roman" w:hAnsi="Times New Roman"/>
+          <w:sz w:val="28"/>
+          <w:szCs w:val="28"/>
+        </w:rPr>
+      </w:pPr>
+      <w:r>
+        <w:rPr>
+          <w:rFonts w:ascii="Times New Roman" w:hAnsi="Times New Roman"/>
+          <w:sz w:val="28"/>
+          <w:szCs w:val="28"/>
+        </w:rPr>
+      </w:r>
+    </w:p>
+    <w:p>
+      <w:pPr>
+        <w:pStyle w:val="Normal"/>
+        <w:spacing w:lineRule="auto" w:line="360"/>
+        <w:rPr>
+          <w:rFonts w:ascii="Times New Roman" w:hAnsi="Times New Roman"/>
+          <w:b/>
+          <w:bCs/>
+          <w:sz w:val="28"/>
+          <w:szCs w:val="28"/>
+        </w:rPr>
+      </w:pPr>
+      <w:r>
+        <w:rPr>
+          <w:rFonts w:ascii="Times New Roman" w:hAnsi="Times New Roman"/>
+          <w:b/>
+          <w:bCs/>
+          <w:sz w:val="28"/>
+          <w:szCs w:val="28"/>
+        </w:rPr>
+      </w:r>
+    </w:p>
+    <w:p>
+      <w:pPr>
+        <w:sectPr>
+          <w:type w:val="nextPage"/>
+          <w:pgSz w:w="11906" w:h="16838"/>
+          <w:pgMar w:left="1134" w:right="1134" w:gutter="0" w:header="0" w:top="1134" w:footer="0" w:bottom="1134"/>
+          <w:pgNumType w:fmt="decimal"/>
+          <w:formProt w:val="false"/>
+          <w:textDirection w:val="lrTb"/>
+        </w:sectPr>
+      </w:pPr>
+    </w:p>
+    <w:p>
+      <w:pPr>
+        <w:pStyle w:val="Normal"/>
+        <w:spacing w:lineRule="auto" w:line="360"/>
+        <w:ind w:start="4535"/>
+        <w:rPr>
+          <w:rFonts w:ascii="Times New Roman" w:hAnsi="Times New Roman"/>
+          <w:sz w:val="28"/>
+          <w:szCs w:val="28"/>
+        </w:rPr>
+      </w:pPr>
+      <w:r>
+        <w:rPr>
+          <w:rFonts w:ascii="Times New Roman" w:hAnsi="Times New Roman"/>
+          <w:b/>
+          <w:bCs/>
+          <w:sz w:val="28"/>
+          <w:szCs w:val="28"/>
+        </w:rPr>
+        <w:t xml:space="preserve">Виконав студент 4 курсу групи </w:t>
+      </w:r>
+      <w:r>
+        <w:rPr>
+          <w:rFonts w:ascii="Times New Roman" w:hAnsi="Times New Roman"/>
+          <w:b/>
+          <w:bCs/>
+          <w:sz w:val="28"/>
+          <w:szCs w:val="28"/>
+          <w:lang w:val="uk-UA"/>
+        </w:rPr>
+        <w:t>ТВ-33</w:t>
+      </w:r>
+    </w:p>
+    <w:p>
+      <w:pPr>
+        <w:pStyle w:val="Normal"/>
+        <w:spacing w:lineRule="auto" w:line="360"/>
+        <w:ind w:start="4535"/>
+        <w:rPr>
+          <w:rFonts w:ascii="Times New Roman" w:hAnsi="Times New Roman"/>
+          <w:sz w:val="28"/>
+          <w:szCs w:val="28"/>
+        </w:rPr>
+      </w:pPr>
+      <w:r>
+        <w:rPr>
+          <w:rFonts w:ascii="Times New Roman" w:hAnsi="Times New Roman"/>
+          <w:b/>
+          <w:bCs/>
+          <w:sz w:val="28"/>
+          <w:szCs w:val="28"/>
+        </w:rPr>
+        <w:t>Домарацький Дмитро Олександрович</w:t>
+      </w:r>
+    </w:p>
+    <w:p>
+      <w:pPr>
+        <w:sectPr>
+          <w:type w:val="continuous"/>
+          <w:pgSz w:w="11906" w:h="16838"/>
+          <w:pgMar w:left="1134" w:right="1134" w:gutter="0" w:header="0" w:top="1134" w:footer="0" w:bottom="1134"/>
+          <w:formProt w:val="false"/>
+          <w:textDirection w:val="lrTb"/>
+        </w:sectPr>
+      </w:pPr>
+    </w:p>
+    <w:p>
+      <w:pPr>
+        <w:pStyle w:val="Normal"/>
+        <w:spacing w:lineRule="auto" w:line="360"/>
+        <w:ind w:start="2835"/>
+        <w:rPr>
+          <w:rFonts w:ascii="Times New Roman" w:hAnsi="Times New Roman"/>
+          <w:b/>
+          <w:bCs/>
+          <w:sz w:val="28"/>
+          <w:szCs w:val="28"/>
+        </w:rPr>
+      </w:pPr>
+      <w:r>
+        <w:rPr>
+          <w:rFonts w:ascii="Times New Roman" w:hAnsi="Times New Roman"/>
+          <w:b/>
+          <w:bCs/>
+          <w:sz w:val="28"/>
+          <w:szCs w:val="28"/>
+        </w:rPr>
+      </w:r>
+    </w:p>
+    <w:p>
+      <w:pPr>
+        <w:pStyle w:val="Normal"/>
+        <w:spacing w:lineRule="auto" w:line="360"/>
+        <w:ind w:start="2835"/>
+        <w:rPr>
+          <w:rFonts w:ascii="Times New Roman" w:hAnsi="Times New Roman"/>
+          <w:b/>
+          <w:bCs/>
+          <w:sz w:val="28"/>
+          <w:szCs w:val="28"/>
+        </w:rPr>
+      </w:pPr>
+      <w:r>
+        <w:rPr>
+          <w:rFonts w:ascii="Times New Roman" w:hAnsi="Times New Roman"/>
+          <w:b/>
+          <w:bCs/>
+          <w:sz w:val="28"/>
+          <w:szCs w:val="28"/>
+        </w:rPr>
+      </w:r>
+    </w:p>
+    <w:p>
+      <w:pPr>
+        <w:pStyle w:val="Normal"/>
+        <w:spacing w:lineRule="auto" w:line="360"/>
+        <w:ind w:start="2835"/>
+        <w:rPr>
+          <w:rFonts w:ascii="Times New Roman" w:hAnsi="Times New Roman"/>
+          <w:b/>
+          <w:bCs/>
+          <w:sz w:val="28"/>
+          <w:szCs w:val="28"/>
+        </w:rPr>
+      </w:pPr>
+      <w:r>
+        <w:rPr>
+          <w:rFonts w:ascii="Times New Roman" w:hAnsi="Times New Roman"/>
+          <w:b/>
+          <w:bCs/>
+          <w:sz w:val="28"/>
+          <w:szCs w:val="28"/>
+        </w:rPr>
+      </w:r>
+    </w:p>
+    <w:p>
+      <w:pPr>
+        <w:pStyle w:val="Normal"/>
+        <w:spacing w:lineRule="auto" w:line="360"/>
+        <w:jc w:val="center"/>
+        <w:rPr>
+          <w:rFonts w:ascii="Times New Roman" w:hAnsi="Times New Roman"/>
+          <w:sz w:val="28"/>
+          <w:szCs w:val="28"/>
+        </w:rPr>
+      </w:pPr>
+      <w:r>
+        <w:rPr>
+          <w:rFonts w:ascii="Times New Roman" w:hAnsi="Times New Roman"/>
+          <w:b/>
+          <w:bCs/>
+          <w:sz w:val="28"/>
+          <w:szCs w:val="28"/>
+        </w:rPr>
+        <w:t xml:space="preserve">Посилання на GitHub репозиторій </w:t>
+      </w:r>
+    </w:p>
+    <w:p>
+      <w:pPr>
+        <w:pStyle w:val="Normal"/>
+        <w:spacing w:lineRule="auto" w:line="360"/>
+        <w:jc w:val="center"/>
+        <w:rPr/>
+      </w:pPr>
+      <w:hyperlink r:id="rId2">
+        <w:r>
+          <w:rPr>
+            <w:rStyle w:val="Hyperlink"/>
+            <w:rFonts w:ascii="Times New Roman" w:hAnsi="Times New Roman"/>
+            <w:b/>
+            <w:bCs/>
+            <w:sz w:val="28"/>
+            <w:szCs w:val="28"/>
+          </w:rPr>
+          <w:t>github.com/dmtrDO/mobile_coursework</w:t>
+        </w:r>
+      </w:hyperlink>
+    </w:p>
+    <w:p>
+      <w:pPr>
+        <w:pStyle w:val="Normal"/>
+        <w:spacing w:lineRule="auto" w:line="360"/>
+        <w:jc w:val="center"/>
+        <w:rPr>
+          <w:rFonts w:ascii="Times New Roman" w:hAnsi="Times New Roman"/>
+          <w:b/>
+          <w:bCs/>
+          <w:sz w:val="28"/>
+          <w:szCs w:val="28"/>
+        </w:rPr>
+      </w:pPr>
+      <w:r>
+        <w:rPr>
+          <w:rFonts w:ascii="Times New Roman" w:hAnsi="Times New Roman"/>
+          <w:b/>
+          <w:bCs/>
+          <w:sz w:val="28"/>
+          <w:szCs w:val="28"/>
+        </w:rPr>
+      </w:r>
+    </w:p>
+    <w:p>
+      <w:pPr>
+        <w:pStyle w:val="Normal"/>
+        <w:spacing w:lineRule="auto" w:line="360"/>
+        <w:jc w:val="center"/>
+        <w:rPr>
+          <w:rFonts w:ascii="Times New Roman" w:hAnsi="Times New Roman"/>
+          <w:b/>
+          <w:bCs/>
+          <w:sz w:val="28"/>
+          <w:szCs w:val="28"/>
+        </w:rPr>
+      </w:pPr>
+      <w:r>
+        <w:rPr>
+          <w:rFonts w:ascii="Times New Roman" w:hAnsi="Times New Roman"/>
+          <w:b/>
+          <w:bCs/>
+          <w:sz w:val="28"/>
+          <w:szCs w:val="28"/>
+        </w:rPr>
+      </w:r>
+    </w:p>
+    <w:p>
+      <w:pPr>
+        <w:pStyle w:val="Normal"/>
+        <w:spacing w:lineRule="auto" w:line="360"/>
+        <w:jc w:val="center"/>
+        <w:rPr>
+          <w:rFonts w:ascii="Times New Roman" w:hAnsi="Times New Roman"/>
+          <w:b/>
+          <w:bCs/>
+          <w:sz w:val="28"/>
+          <w:szCs w:val="28"/>
+        </w:rPr>
+      </w:pPr>
+      <w:r>
+        <w:rPr>
+          <w:rFonts w:ascii="Times New Roman" w:hAnsi="Times New Roman"/>
+          <w:b/>
+          <w:bCs/>
+          <w:sz w:val="28"/>
+          <w:szCs w:val="28"/>
+        </w:rPr>
+      </w:r>
+    </w:p>
+    <w:p>
+      <w:pPr>
+        <w:pStyle w:val="Normal"/>
+        <w:spacing w:lineRule="auto" w:line="360"/>
+        <w:jc w:val="center"/>
+        <w:rPr>
+          <w:rFonts w:ascii="Times New Roman" w:hAnsi="Times New Roman"/>
+          <w:b/>
+          <w:bCs/>
+          <w:sz w:val="28"/>
+          <w:szCs w:val="28"/>
+        </w:rPr>
+      </w:pPr>
+      <w:r>
+        <w:rPr>
+          <w:rFonts w:ascii="Times New Roman" w:hAnsi="Times New Roman"/>
+          <w:b/>
+          <w:bCs/>
+          <w:sz w:val="28"/>
+          <w:szCs w:val="28"/>
+        </w:rPr>
+      </w:r>
+    </w:p>
+    <w:p>
+      <w:pPr>
+        <w:pStyle w:val="Normal"/>
+        <w:spacing w:lineRule="auto" w:line="360"/>
+        <w:jc w:val="center"/>
+        <w:rPr>
+          <w:rFonts w:ascii="Times New Roman" w:hAnsi="Times New Roman"/>
+          <w:sz w:val="28"/>
+          <w:szCs w:val="28"/>
+        </w:rPr>
+        <w:sectPr>
+          <w:type w:val="continuous"/>
+          <w:pgSz w:w="11906" w:h="16838"/>
+          <w:pgMar w:left="1134" w:right="1134" w:gutter="0" w:header="0" w:top="1134" w:footer="0" w:bottom="1134"/>
+          <w:pgNumType w:fmt="decimal"/>
+          <w:formProt w:val="false"/>
+          <w:textDirection w:val="lrTb"/>
+        </w:sectPr>
+      </w:pPr>
+      <w:r>
+        <w:rPr>
+          <w:rFonts w:ascii="Times New Roman" w:hAnsi="Times New Roman"/>
+          <w:b/>
+          <w:bCs/>
+          <w:sz w:val="28"/>
+          <w:szCs w:val="28"/>
+        </w:rPr>
+        <w:t>Київ — 2026</w:t>
+      </w:r>
+    </w:p>
+    <w:p>
+      <w:pPr>
+        <w:pStyle w:val="Normal"/>
+        <w:widowControl/>
+        <w:bidi w:val="0"/>
+        <w:spacing w:lineRule="auto" w:line="360"/>
+        <w:ind w:hanging="0" w:start="0" w:end="0"/>
+        <w:jc w:val="both"/>
+        <w:rPr>
+          <w:rFonts w:ascii="Times New Roman" w:hAnsi="Times New Roman"/>
+          <w:b w:val="false"/>
+          <w:bCs w:val="false"/>
           <w:i w:val="false"/>
           <w:caps w:val="false"/>
           <w:smallCaps w:val="false"/>
@@ -45,8 +665,104 @@
           <w:spacing w:val="0"/>
           <w:sz w:val="28"/>
           <w:szCs w:val="28"/>
-        </w:rPr>
-        <w:t>одаток для вивчення правил дорожнього руху (додаток, який допомагає користувачам готуватися до іспиту, містить в собі теорію і тестування до питань, може зберігати статистику користувача)</w:t>
+          <w:u w:val="single"/>
+        </w:rPr>
+      </w:pPr>
+      <w:r>
+        <w:rPr>
+          <w:rFonts w:ascii="Times New Roman" w:hAnsi="Times New Roman"/>
+          <w:b w:val="false"/>
+          <w:bCs w:val="false"/>
+          <w:i w:val="false"/>
+          <w:caps w:val="false"/>
+          <w:smallCaps w:val="false"/>
+          <w:color w:val="1F1F1F"/>
+          <w:spacing w:val="0"/>
+          <w:sz w:val="28"/>
+          <w:szCs w:val="28"/>
+          <w:u w:val="none"/>
+        </w:rPr>
+        <w:tab/>
+      </w:r>
+      <w:r>
+        <w:rPr>
+          <w:rFonts w:ascii="Times New Roman" w:hAnsi="Times New Roman"/>
+          <w:b w:val="false"/>
+          <w:bCs w:val="false"/>
+          <w:i w:val="false"/>
+          <w:caps w:val="false"/>
+          <w:smallCaps w:val="false"/>
+          <w:color w:val="1F1F1F"/>
+          <w:spacing w:val="0"/>
+          <w:sz w:val="28"/>
+          <w:szCs w:val="28"/>
+          <w:u w:val="single"/>
+        </w:rPr>
+        <w:t>Додаток допомагає користувачам готуватися до іспиту, містить в собі теорію і тестування до питань, може зберігати статистику користувача.</w:t>
+      </w:r>
+    </w:p>
+    <w:p>
+      <w:pPr>
+        <w:pStyle w:val="Normal"/>
+        <w:widowControl/>
+        <w:bidi w:val="0"/>
+        <w:spacing w:lineRule="auto" w:line="360"/>
+        <w:ind w:hanging="0" w:start="0" w:end="0"/>
+        <w:jc w:val="both"/>
+        <w:rPr>
+          <w:rFonts w:ascii="Times New Roman" w:hAnsi="Times New Roman"/>
+          <w:b w:val="false"/>
+          <w:bCs w:val="false"/>
+          <w:sz w:val="28"/>
+          <w:szCs w:val="28"/>
+        </w:rPr>
+      </w:pPr>
+      <w:r>
+        <w:rPr>
+          <w:rFonts w:ascii="Times New Roman" w:hAnsi="Times New Roman"/>
+          <w:b w:val="false"/>
+          <w:bCs w:val="false"/>
+          <w:sz w:val="28"/>
+          <w:szCs w:val="28"/>
+        </w:rPr>
+      </w:r>
+    </w:p>
+    <w:p>
+      <w:pPr>
+        <w:pStyle w:val="Normal"/>
+        <w:widowControl/>
+        <w:bidi w:val="0"/>
+        <w:spacing w:lineRule="auto" w:line="360"/>
+        <w:ind w:hanging="0" w:start="0" w:end="0"/>
+        <w:jc w:val="both"/>
+        <w:rPr>
+          <w:rFonts w:ascii="Times New Roman" w:hAnsi="Times New Roman"/>
+          <w:b/>
+          <w:bCs/>
+          <w:sz w:val="28"/>
+          <w:szCs w:val="28"/>
+        </w:rPr>
+      </w:pPr>
+      <w:r>
+        <w:rPr>
+          <w:rFonts w:ascii="Times New Roman" w:hAnsi="Times New Roman"/>
+          <w:b/>
+          <w:bCs/>
+          <w:sz w:val="28"/>
+          <w:szCs w:val="28"/>
+        </w:rPr>
+        <w:tab/>
+        <w:t xml:space="preserve">Розділ 1. Створення діаграм компонентів, взаємодії та класів мобільного додатка на платформі Android </w:t>
+      </w:r>
+      <w:r>
+        <w:rPr>
+          <w:rFonts w:ascii="Times New Roman" w:hAnsi="Times New Roman"/>
+          <w:b w:val="false"/>
+          <w:bCs w:val="false"/>
+          <w:sz w:val="28"/>
+          <w:szCs w:val="28"/>
+        </w:rPr>
+        <w:t>(рисунки 1.1, 1.2, 1.3)</w:t>
       </w:r>
     </w:p>
     <w:p>
@@ -66,13 +782,189 @@
         </w:rPr>
       </w:pPr>
       <w:r>
-        <w:rPr>
-          <w:rFonts w:ascii="Times New Roman" w:hAnsi="Times New Roman"/>
-          <w:b w:val="false"/>
-          <w:bCs w:val="false"/>
-          <w:sz w:val="28"/>
-          <w:szCs w:val="28"/>
-        </w:rPr>
+        <w:drawing>
+          <wp:anchor distT="0" distB="0" distL="0" distR="0" simplePos="0" relativeHeight="2" behindDoc="0" locked="0" layoutInCell="0" allowOverlap="1">
+            <wp:simplePos x="0" y="0"/>
+            <wp:positionH relativeFrom="column">
+              <wp:align>center</wp:align>
+            </wp:positionH>
+            <wp:positionV relativeFrom="paragraph">
+              <wp:posOffset>635</wp:posOffset>
+            </wp:positionV>
+            <wp:extent cx="5258435" cy="3787140"/>
+            <wp:effectExtent l="0" t="0" r="0" b="0"/>
+            <wp:wrapTopAndBottom/>
+            <wp:docPr id="1" name="Image1"/>
+            <wp:cNvGraphicFramePr>
+              <a:graphicFrameLocks xmlns:a="http://schemas.openxmlformats.org/drawingml/2006/main" noChangeAspect="1"/>
+            </wp:cNvGraphicFramePr>
+            <a:graphic xmlns:a="http://schemas.openxmlformats.org/drawingml/2006/main">
+              <a:graphicData uri="http://schemas.openxmlformats.org/drawingml/2006/picture">
+                <pic:pic xmlns:pic="http://schemas.openxmlformats.org/drawingml/2006/picture">
+                  <pic:nvPicPr>
+                    <pic:cNvPr id="1" name="Image1"/>
+                    <pic:cNvPicPr>
+                      <a:picLocks noChangeAspect="1" noChangeArrowheads="1"/>
+                    </pic:cNvPicPr>
+                  </pic:nvPicPr>
+                  <pic:blipFill>
+                    <a:blip r:embed="rId3"/>
+                    <a:stretch>
+                      <a:fillRect/>
+                    </a:stretch>
+                  </pic:blipFill>
+                  <pic:spPr bwMode="auto">
+                    <a:xfrm>
+                      <a:off x="0" y="0"/>
+                      <a:ext cx="5258435" cy="3787140"/>
+                    </a:xfrm>
+                    <a:prstGeom prst="rect">
+                      <a:avLst/>
+                    </a:prstGeom>
+                    <a:noFill/>
+                  </pic:spPr>
+                </pic:pic>
+              </a:graphicData>
+            </a:graphic>
+          </wp:anchor>
+        </w:drawing>
+      </w:r>
+      <w:r>
+        <w:rPr>
+          <w:rFonts w:ascii="Times New Roman" w:hAnsi="Times New Roman"/>
+          <w:b w:val="false"/>
+          <w:bCs w:val="false"/>
+          <w:sz w:val="28"/>
+          <w:szCs w:val="28"/>
+        </w:rPr>
+        <w:t>Рисунок</w:t>
+      </w:r>
+      <w:r>
+        <w:rPr>
+          <w:rFonts w:ascii="Times New Roman" w:hAnsi="Times New Roman"/>
+          <w:b w:val="false"/>
+          <w:bCs w:val="false"/>
+          <w:sz w:val="28"/>
+          <w:szCs w:val="28"/>
+          <w:lang w:val="en-US"/>
+        </w:rPr>
+        <w:t xml:space="preserve"> 1.</w:t>
+      </w:r>
+      <w:r>
+        <w:rPr>
+          <w:rFonts w:ascii="Times New Roman" w:hAnsi="Times New Roman"/>
+          <w:b w:val="false"/>
+          <w:bCs w:val="false"/>
+          <w:sz w:val="28"/>
+          <w:szCs w:val="28"/>
+          <w:lang w:val="uk-UA"/>
+        </w:rPr>
+        <w:t>1</w:t>
+      </w:r>
+      <w:r>
+        <w:rPr>
+          <w:rFonts w:ascii="Times New Roman" w:hAnsi="Times New Roman"/>
+          <w:b w:val="false"/>
+          <w:bCs w:val="false"/>
+          <w:sz w:val="28"/>
+          <w:szCs w:val="28"/>
+          <w:lang w:val="en-US"/>
+        </w:rPr>
+        <w:t xml:space="preserve"> </w:t>
+      </w:r>
+      <w:r>
+        <w:rPr>
+          <w:rFonts w:ascii="Times New Roman" w:hAnsi="Times New Roman"/>
+          <w:b w:val="false"/>
+          <w:bCs w:val="false"/>
+          <w:sz w:val="28"/>
+          <w:szCs w:val="28"/>
+        </w:rPr>
+        <w:t>— Діаграма компонентів</w:t>
+      </w:r>
+    </w:p>
+    <w:p>
+      <w:pPr>
+        <w:pStyle w:val="Normal"/>
+        <w:widowControl/>
+        <w:bidi w:val="0"/>
+        <w:spacing w:lineRule="auto" w:line="360"/>
+        <w:ind w:hanging="0" w:start="0" w:end="0"/>
+        <w:jc w:val="start"/>
+        <w:rPr>
+          <w:rFonts w:ascii="Times New Roman" w:hAnsi="Times New Roman"/>
+          <w:b w:val="false"/>
+          <w:bCs w:val="false"/>
+          <w:sz w:val="28"/>
+          <w:szCs w:val="28"/>
+        </w:rPr>
+      </w:pPr>
+      <w:r>
+        <w:rPr>
+          <w:rFonts w:ascii="Times New Roman" w:hAnsi="Times New Roman"/>
+          <w:b w:val="false"/>
+          <w:bCs w:val="false"/>
+          <w:sz w:val="28"/>
+          <w:szCs w:val="28"/>
+        </w:rPr>
+      </w:r>
+    </w:p>
+    <w:p>
+      <w:pPr>
+        <w:pStyle w:val="Normal"/>
+        <w:widowControl/>
+        <w:bidi w:val="0"/>
+        <w:spacing w:lineRule="auto" w:line="360"/>
+        <w:ind w:hanging="0" w:start="0" w:end="0"/>
+        <w:jc w:val="both"/>
+        <w:rPr>
+          <w:rFonts w:ascii="Times New Roman" w:hAnsi="Times New Roman"/>
+          <w:b w:val="false"/>
+          <w:bCs w:val="false"/>
+          <w:sz w:val="28"/>
+          <w:szCs w:val="28"/>
+        </w:rPr>
+      </w:pPr>
+      <w:r>
+        <w:rPr>
+          <w:rFonts w:ascii="Times New Roman" w:hAnsi="Times New Roman"/>
+          <w:b w:val="false"/>
+          <w:bCs w:val="false"/>
+          <w:sz w:val="28"/>
+          <w:szCs w:val="28"/>
+        </w:rPr>
+        <w:tab/>
+        <w:t xml:space="preserve">Для діаграми взаємодії візьмемо найпопулярніший її різновид — діаграма послідовності (рисунок </w:t>
+      </w:r>
+      <w:r>
+        <w:rPr>
+          <w:rFonts w:ascii="Times New Roman" w:hAnsi="Times New Roman"/>
+          <w:b w:val="false"/>
+          <w:bCs w:val="false"/>
+          <w:sz w:val="28"/>
+          <w:szCs w:val="28"/>
+        </w:rPr>
+        <w:t>1.2</w:t>
+      </w:r>
+      <w:r>
+        <w:rPr>
+          <w:rFonts w:ascii="Times New Roman" w:hAnsi="Times New Roman"/>
+          <w:b w:val="false"/>
+          <w:bCs w:val="false"/>
+          <w:sz w:val="28"/>
+          <w:szCs w:val="28"/>
+        </w:rPr>
+        <w:t xml:space="preserve">). </w:t>
+      </w:r>
+      <w:r>
+        <w:rPr>
+          <w:rFonts w:ascii="Times New Roman" w:hAnsi="Times New Roman"/>
+          <w:b w:val="false"/>
+          <w:bCs w:val="false"/>
+          <w:sz w:val="28"/>
+          <w:szCs w:val="28"/>
+        </w:rPr>
+        <w:t>На ній зображено сценарій проходження тесту користувачем і збереження його результатів до локальної бази даних.</w:t>
       </w:r>
     </w:p>
     <w:p>
@@ -92,6 +984,134 @@
         </w:rPr>
       </w:pPr>
       <w:r>
+        <w:drawing>
+          <wp:anchor distT="0" distB="0" distL="0" distR="0" simplePos="0" relativeHeight="3" behindDoc="0" locked="0" layoutInCell="0" allowOverlap="1">
+            <wp:simplePos x="0" y="0"/>
+            <wp:positionH relativeFrom="column">
+              <wp:align>center</wp:align>
+            </wp:positionH>
+            <wp:positionV relativeFrom="paragraph">
+              <wp:posOffset>635</wp:posOffset>
+            </wp:positionV>
+            <wp:extent cx="6278245" cy="3740785"/>
+            <wp:effectExtent l="0" t="0" r="0" b="0"/>
+            <wp:wrapTopAndBottom/>
+            <wp:docPr id="2" name="Image2"/>
+            <wp:cNvGraphicFramePr>
+              <a:graphicFrameLocks xmlns:a="http://schemas.openxmlformats.org/drawingml/2006/main" noChangeAspect="1"/>
+            </wp:cNvGraphicFramePr>
+            <a:graphic xmlns:a="http://schemas.openxmlformats.org/drawingml/2006/main">
+              <a:graphicData uri="http://schemas.openxmlformats.org/drawingml/2006/picture">
+                <pic:pic xmlns:pic="http://schemas.openxmlformats.org/drawingml/2006/picture">
+                  <pic:nvPicPr>
+                    <pic:cNvPr id="2" name="Image2"/>
+                    <pic:cNvPicPr>
+                      <a:picLocks noChangeAspect="1" noChangeArrowheads="1"/>
+                    </pic:cNvPicPr>
+                  </pic:nvPicPr>
+                  <pic:blipFill>
+                    <a:blip r:embed="rId4"/>
+                    <a:stretch>
+                      <a:fillRect/>
+                    </a:stretch>
+                  </pic:blipFill>
+                  <pic:spPr bwMode="auto">
+                    <a:xfrm>
+                      <a:off x="0" y="0"/>
+                      <a:ext cx="6278245" cy="3740785"/>
+                    </a:xfrm>
+                    <a:prstGeom prst="rect">
+                      <a:avLst/>
+                    </a:prstGeom>
+                    <a:noFill/>
+                  </pic:spPr>
+                </pic:pic>
+              </a:graphicData>
+            </a:graphic>
+          </wp:anchor>
+        </w:drawing>
+      </w:r>
+      <w:r>
+        <w:rPr>
+          <w:rFonts w:ascii="Times New Roman" w:hAnsi="Times New Roman"/>
+          <w:b w:val="false"/>
+          <w:bCs w:val="false"/>
+          <w:sz w:val="28"/>
+          <w:szCs w:val="28"/>
+        </w:rPr>
+        <w:t xml:space="preserve">Рисунок </w:t>
+      </w:r>
+      <w:r>
+        <w:rPr>
+          <w:rFonts w:ascii="Times New Roman" w:hAnsi="Times New Roman"/>
+          <w:b w:val="false"/>
+          <w:bCs w:val="false"/>
+          <w:sz w:val="28"/>
+          <w:szCs w:val="28"/>
+        </w:rPr>
+        <w:t>1.</w:t>
+      </w:r>
+      <w:r>
+        <w:rPr>
+          <w:rFonts w:ascii="Times New Roman" w:hAnsi="Times New Roman"/>
+          <w:b w:val="false"/>
+          <w:bCs w:val="false"/>
+          <w:sz w:val="28"/>
+          <w:szCs w:val="28"/>
+        </w:rPr>
+        <w:t xml:space="preserve">2 — Діаграма послідовності </w:t>
+      </w:r>
+      <w:r>
+        <w:rPr>
+          <w:rFonts w:ascii="Times New Roman" w:hAnsi="Times New Roman"/>
+          <w:b w:val="false"/>
+          <w:bCs w:val="false"/>
+          <w:sz w:val="28"/>
+          <w:szCs w:val="28"/>
+          <w:lang w:val="en-US"/>
+        </w:rPr>
+        <w:t>(</w:t>
+      </w:r>
+      <w:r>
+        <w:rPr>
+          <w:rFonts w:ascii="Times New Roman" w:hAnsi="Times New Roman"/>
+          <w:b w:val="false"/>
+          <w:bCs w:val="false"/>
+          <w:sz w:val="28"/>
+          <w:szCs w:val="28"/>
+          <w:lang w:val="uk-UA"/>
+        </w:rPr>
+        <w:t>проходження тесту та збереження результатів</w:t>
+      </w:r>
+      <w:r>
+        <w:rPr>
+          <w:rFonts w:ascii="Times New Roman" w:hAnsi="Times New Roman"/>
+          <w:b w:val="false"/>
+          <w:bCs w:val="false"/>
+          <w:sz w:val="28"/>
+          <w:szCs w:val="28"/>
+          <w:lang w:val="en-US"/>
+        </w:rPr>
+        <w:t>)</w:t>
+      </w:r>
+    </w:p>
+    <w:p>
+      <w:pPr>
+        <w:pStyle w:val="Normal"/>
+        <w:widowControl/>
+        <w:bidi w:val="0"/>
+        <w:spacing w:lineRule="auto" w:line="360"/>
+        <w:ind w:hanging="0" w:start="0" w:end="0"/>
+        <w:jc w:val="start"/>
+        <w:rPr>
+          <w:rFonts w:ascii="Times New Roman" w:hAnsi="Times New Roman"/>
+          <w:b w:val="false"/>
+          <w:bCs w:val="false"/>
+          <w:sz w:val="28"/>
+          <w:szCs w:val="28"/>
+        </w:rPr>
+      </w:pPr>
+      <w:r>
         <w:rPr>
           <w:rFonts w:ascii="Times New Roman" w:hAnsi="Times New Roman"/>
           <w:b w:val="false"/>
@@ -118,13 +1138,1047 @@
         </w:rPr>
       </w:pPr>
       <w:r>
-        <w:rPr>
-          <w:rFonts w:ascii="Times New Roman" w:hAnsi="Times New Roman"/>
-          <w:b w:val="false"/>
-          <w:bCs w:val="false"/>
-          <w:sz w:val="28"/>
-          <w:szCs w:val="28"/>
-        </w:rPr>
+        <w:drawing>
+          <wp:anchor distT="0" distB="0" distL="0" distR="0" simplePos="0" relativeHeight="4" behindDoc="0" locked="0" layoutInCell="0" allowOverlap="1">
+            <wp:simplePos x="0" y="0"/>
+            <wp:positionH relativeFrom="column">
+              <wp:align>center</wp:align>
+            </wp:positionH>
+            <wp:positionV relativeFrom="paragraph">
+              <wp:posOffset>635</wp:posOffset>
+            </wp:positionV>
+            <wp:extent cx="5656580" cy="3873500"/>
+            <wp:effectExtent l="0" t="0" r="0" b="0"/>
+            <wp:wrapTopAndBottom/>
+            <wp:docPr id="3" name="Image3"/>
+            <wp:cNvGraphicFramePr>
+              <a:graphicFrameLocks xmlns:a="http://schemas.openxmlformats.org/drawingml/2006/main" noChangeAspect="1"/>
+            </wp:cNvGraphicFramePr>
+            <a:graphic xmlns:a="http://schemas.openxmlformats.org/drawingml/2006/main">
+              <a:graphicData uri="http://schemas.openxmlformats.org/drawingml/2006/picture">
+                <pic:pic xmlns:pic="http://schemas.openxmlformats.org/drawingml/2006/picture">
+                  <pic:nvPicPr>
+                    <pic:cNvPr id="3" name="Image3"/>
+                    <pic:cNvPicPr>
+                      <a:picLocks noChangeAspect="1" noChangeArrowheads="1"/>
+                    </pic:cNvPicPr>
+                  </pic:nvPicPr>
+                  <pic:blipFill>
+                    <a:blip r:embed="rId5"/>
+                    <a:stretch>
+                      <a:fillRect/>
+                    </a:stretch>
+                  </pic:blipFill>
+                  <pic:spPr bwMode="auto">
+                    <a:xfrm>
+                      <a:off x="0" y="0"/>
+                      <a:ext cx="5656580" cy="3873500"/>
+                    </a:xfrm>
+                    <a:prstGeom prst="rect">
+                      <a:avLst/>
+                    </a:prstGeom>
+                    <a:noFill/>
+                  </pic:spPr>
+                </pic:pic>
+              </a:graphicData>
+            </a:graphic>
+          </wp:anchor>
+        </w:drawing>
+      </w:r>
+      <w:r>
+        <w:rPr>
+          <w:rFonts w:ascii="Times New Roman" w:hAnsi="Times New Roman"/>
+          <w:b w:val="false"/>
+          <w:bCs w:val="false"/>
+          <w:sz w:val="28"/>
+          <w:szCs w:val="28"/>
+        </w:rPr>
+        <w:t xml:space="preserve">Рисунок </w:t>
+      </w:r>
+      <w:r>
+        <w:rPr>
+          <w:rFonts w:ascii="Times New Roman" w:hAnsi="Times New Roman"/>
+          <w:b w:val="false"/>
+          <w:bCs w:val="false"/>
+          <w:sz w:val="28"/>
+          <w:szCs w:val="28"/>
+        </w:rPr>
+        <w:t>1.</w:t>
+      </w:r>
+      <w:r>
+        <w:rPr>
+          <w:rFonts w:ascii="Times New Roman" w:hAnsi="Times New Roman"/>
+          <w:b w:val="false"/>
+          <w:bCs w:val="false"/>
+          <w:sz w:val="28"/>
+          <w:szCs w:val="28"/>
+        </w:rPr>
+        <w:t>3 — Діаграма класів</w:t>
+      </w:r>
+      <w:r>
+        <w:br w:type="page"/>
+      </w:r>
+    </w:p>
+    <w:p>
+      <w:pPr>
+        <w:pStyle w:val="Normal"/>
+        <w:widowControl/>
+        <w:bidi w:val="0"/>
+        <w:spacing w:lineRule="auto" w:line="360"/>
+        <w:ind w:hanging="0" w:start="0" w:end="0"/>
+        <w:jc w:val="both"/>
+        <w:rPr>
+          <w:rFonts w:ascii="Times New Roman" w:hAnsi="Times New Roman"/>
+          <w:b w:val="false"/>
+          <w:bCs w:val="false"/>
+          <w:sz w:val="28"/>
+          <w:szCs w:val="28"/>
+        </w:rPr>
+      </w:pPr>
+      <w:r>
+        <w:rPr>
+          <w:rFonts w:ascii="Times New Roman" w:hAnsi="Times New Roman"/>
+          <w:b w:val="false"/>
+          <w:bCs w:val="false"/>
+          <w:sz w:val="28"/>
+          <w:szCs w:val="28"/>
+        </w:rPr>
+        <w:tab/>
+        <w:t>Для проектування структури меню та стилізації елементів інтерфейсу визначимо функціональні можливості користувача, які випливають з його потреб:</w:t>
+      </w:r>
+    </w:p>
+    <w:p>
+      <w:pPr>
+        <w:pStyle w:val="Normal"/>
+        <w:widowControl/>
+        <w:numPr>
+          <w:ilvl w:val="0"/>
+          <w:numId w:val="1"/>
+        </w:numPr>
+        <w:bidi w:val="0"/>
+        <w:spacing w:lineRule="auto" w:line="360"/>
+        <w:jc w:val="both"/>
+        <w:rPr>
+          <w:rFonts w:ascii="Times New Roman" w:hAnsi="Times New Roman"/>
+          <w:b w:val="false"/>
+          <w:bCs w:val="false"/>
+          <w:sz w:val="28"/>
+          <w:szCs w:val="28"/>
+        </w:rPr>
+      </w:pPr>
+      <w:r>
+        <w:rPr>
+          <w:rFonts w:ascii="Times New Roman" w:hAnsi="Times New Roman"/>
+          <w:b w:val="false"/>
+          <w:bCs w:val="false"/>
+          <w:sz w:val="28"/>
+          <w:szCs w:val="28"/>
+          <w:u w:val="single"/>
+        </w:rPr>
+        <w:t>Реєстрація / Авторизація (необов'язково</w:t>
+      </w:r>
+      <w:r>
+        <w:rPr>
+          <w:rFonts w:ascii="Times New Roman" w:hAnsi="Times New Roman"/>
+          <w:b w:val="false"/>
+          <w:bCs w:val="false"/>
+          <w:sz w:val="28"/>
+          <w:szCs w:val="28"/>
+          <w:u w:val="single"/>
+        </w:rPr>
+        <w:t>)</w:t>
+      </w:r>
+      <w:r>
+        <w:rPr>
+          <w:rFonts w:ascii="Times New Roman" w:hAnsi="Times New Roman"/>
+          <w:b w:val="false"/>
+          <w:bCs w:val="false"/>
+          <w:sz w:val="28"/>
+          <w:szCs w:val="28"/>
+        </w:rPr>
+        <w:t xml:space="preserve">: </w:t>
+      </w:r>
+    </w:p>
+    <w:p>
+      <w:pPr>
+        <w:pStyle w:val="Normal"/>
+        <w:widowControl/>
+        <w:numPr>
+          <w:ilvl w:val="1"/>
+          <w:numId w:val="3"/>
+        </w:numPr>
+        <w:bidi w:val="0"/>
+        <w:spacing w:lineRule="auto" w:line="360"/>
+        <w:jc w:val="both"/>
+        <w:rPr>
+          <w:rFonts w:ascii="Times New Roman" w:hAnsi="Times New Roman"/>
+          <w:b w:val="false"/>
+          <w:bCs w:val="false"/>
+          <w:sz w:val="28"/>
+          <w:szCs w:val="28"/>
+        </w:rPr>
+      </w:pPr>
+      <w:r>
+        <w:rPr>
+          <w:rFonts w:ascii="Times New Roman" w:hAnsi="Times New Roman"/>
+          <w:b w:val="false"/>
+          <w:bCs w:val="false"/>
+          <w:sz w:val="28"/>
+          <w:szCs w:val="28"/>
+        </w:rPr>
+        <w:t>в</w:t>
+      </w:r>
+      <w:r>
+        <w:rPr>
+          <w:rFonts w:ascii="Times New Roman" w:hAnsi="Times New Roman"/>
+          <w:b w:val="false"/>
+          <w:bCs w:val="false"/>
+          <w:sz w:val="28"/>
+          <w:szCs w:val="28"/>
+        </w:rPr>
+        <w:t>ведення e-mail та паролю;</w:t>
+      </w:r>
+    </w:p>
+    <w:p>
+      <w:pPr>
+        <w:pStyle w:val="Normal"/>
+        <w:widowControl/>
+        <w:numPr>
+          <w:ilvl w:val="1"/>
+          <w:numId w:val="1"/>
+        </w:numPr>
+        <w:bidi w:val="0"/>
+        <w:spacing w:lineRule="auto" w:line="360"/>
+        <w:jc w:val="both"/>
+        <w:rPr>
+          <w:rFonts w:ascii="Times New Roman" w:hAnsi="Times New Roman"/>
+          <w:b w:val="false"/>
+          <w:bCs w:val="false"/>
+          <w:sz w:val="28"/>
+          <w:szCs w:val="28"/>
+        </w:rPr>
+      </w:pPr>
+      <w:r>
+        <w:rPr>
+          <w:rFonts w:ascii="Times New Roman" w:hAnsi="Times New Roman"/>
+          <w:b w:val="false"/>
+          <w:bCs w:val="false"/>
+          <w:sz w:val="28"/>
+          <w:szCs w:val="28"/>
+        </w:rPr>
+        <w:t>п</w:t>
+      </w:r>
+      <w:r>
+        <w:rPr>
+          <w:rFonts w:ascii="Times New Roman" w:hAnsi="Times New Roman"/>
+          <w:b w:val="false"/>
+          <w:bCs w:val="false"/>
+          <w:sz w:val="28"/>
+          <w:szCs w:val="28"/>
+        </w:rPr>
+        <w:t>еревірка правильності введених даних при реєстрації;</w:t>
+      </w:r>
+    </w:p>
+    <w:p>
+      <w:pPr>
+        <w:pStyle w:val="Normal"/>
+        <w:widowControl/>
+        <w:numPr>
+          <w:ilvl w:val="1"/>
+          <w:numId w:val="1"/>
+        </w:numPr>
+        <w:bidi w:val="0"/>
+        <w:spacing w:lineRule="auto" w:line="360"/>
+        <w:jc w:val="both"/>
+        <w:rPr>
+          <w:rFonts w:ascii="Times New Roman" w:hAnsi="Times New Roman"/>
+          <w:b w:val="false"/>
+          <w:bCs w:val="false"/>
+          <w:sz w:val="28"/>
+          <w:szCs w:val="28"/>
+        </w:rPr>
+      </w:pPr>
+      <w:r>
+        <w:rPr>
+          <w:rFonts w:ascii="Times New Roman" w:hAnsi="Times New Roman"/>
+          <w:b w:val="false"/>
+          <w:bCs w:val="false"/>
+          <w:sz w:val="28"/>
+          <w:szCs w:val="28"/>
+        </w:rPr>
+        <w:t>в</w:t>
+      </w:r>
+      <w:r>
+        <w:rPr>
+          <w:rFonts w:ascii="Times New Roman" w:hAnsi="Times New Roman"/>
+          <w:b w:val="false"/>
+          <w:bCs w:val="false"/>
+          <w:sz w:val="28"/>
+          <w:szCs w:val="28"/>
+        </w:rPr>
+        <w:t>хід в акаунт з введенням пошти та паролю;</w:t>
+      </w:r>
+    </w:p>
+    <w:p>
+      <w:pPr>
+        <w:pStyle w:val="Normal"/>
+        <w:widowControl/>
+        <w:numPr>
+          <w:ilvl w:val="1"/>
+          <w:numId w:val="1"/>
+        </w:numPr>
+        <w:bidi w:val="0"/>
+        <w:spacing w:lineRule="auto" w:line="360"/>
+        <w:jc w:val="both"/>
+        <w:rPr>
+          <w:rFonts w:ascii="Times New Roman" w:hAnsi="Times New Roman"/>
+          <w:b w:val="false"/>
+          <w:bCs w:val="false"/>
+          <w:sz w:val="28"/>
+          <w:szCs w:val="28"/>
+        </w:rPr>
+      </w:pPr>
+      <w:r>
+        <w:rPr>
+          <w:rFonts w:ascii="Times New Roman" w:hAnsi="Times New Roman"/>
+          <w:b w:val="false"/>
+          <w:bCs w:val="false"/>
+          <w:sz w:val="28"/>
+          <w:szCs w:val="28"/>
+        </w:rPr>
+        <w:t>п</w:t>
+      </w:r>
+      <w:r>
+        <w:rPr>
+          <w:rFonts w:ascii="Times New Roman" w:hAnsi="Times New Roman"/>
+          <w:b w:val="false"/>
+          <w:bCs w:val="false"/>
+          <w:sz w:val="28"/>
+          <w:szCs w:val="28"/>
+        </w:rPr>
+        <w:t>еревірка правильності введених даних при авторизації;</w:t>
+      </w:r>
+    </w:p>
+    <w:p>
+      <w:pPr>
+        <w:pStyle w:val="Normal"/>
+        <w:widowControl/>
+        <w:numPr>
+          <w:ilvl w:val="1"/>
+          <w:numId w:val="1"/>
+        </w:numPr>
+        <w:bidi w:val="0"/>
+        <w:spacing w:lineRule="auto" w:line="360"/>
+        <w:jc w:val="both"/>
+        <w:rPr>
+          <w:rFonts w:ascii="Times New Roman" w:hAnsi="Times New Roman"/>
+          <w:b w:val="false"/>
+          <w:bCs w:val="false"/>
+          <w:sz w:val="28"/>
+          <w:szCs w:val="28"/>
+        </w:rPr>
+      </w:pPr>
+      <w:r>
+        <w:rPr>
+          <w:rFonts w:ascii="Times New Roman" w:hAnsi="Times New Roman"/>
+          <w:b w:val="false"/>
+          <w:bCs w:val="false"/>
+          <w:sz w:val="28"/>
+          <w:szCs w:val="28"/>
+        </w:rPr>
+        <w:t>в</w:t>
+      </w:r>
+      <w:r>
+        <w:rPr>
+          <w:rFonts w:ascii="Times New Roman" w:hAnsi="Times New Roman"/>
+          <w:b w:val="false"/>
+          <w:bCs w:val="false"/>
+          <w:sz w:val="28"/>
+          <w:szCs w:val="28"/>
+        </w:rPr>
+        <w:t>ийти з акаунту.</w:t>
+      </w:r>
+    </w:p>
+    <w:p>
+      <w:pPr>
+        <w:pStyle w:val="Normal"/>
+        <w:widowControl/>
+        <w:numPr>
+          <w:ilvl w:val="0"/>
+          <w:numId w:val="1"/>
+        </w:numPr>
+        <w:bidi w:val="0"/>
+        <w:spacing w:lineRule="auto" w:line="360"/>
+        <w:jc w:val="both"/>
+        <w:rPr>
+          <w:rFonts w:ascii="Times New Roman" w:hAnsi="Times New Roman"/>
+          <w:b w:val="false"/>
+          <w:bCs w:val="false"/>
+          <w:sz w:val="28"/>
+          <w:szCs w:val="28"/>
+        </w:rPr>
+      </w:pPr>
+      <w:r>
+        <w:rPr>
+          <w:rFonts w:ascii="Times New Roman" w:hAnsi="Times New Roman"/>
+          <w:b w:val="false"/>
+          <w:bCs w:val="false"/>
+          <w:sz w:val="28"/>
+          <w:szCs w:val="28"/>
+          <w:u w:val="single"/>
+        </w:rPr>
+        <w:t>Вивчення теорії ПДР</w:t>
+      </w:r>
+      <w:r>
+        <w:rPr>
+          <w:rFonts w:ascii="Times New Roman" w:hAnsi="Times New Roman"/>
+          <w:b w:val="false"/>
+          <w:bCs w:val="false"/>
+          <w:sz w:val="28"/>
+          <w:szCs w:val="28"/>
+        </w:rPr>
+        <w:t xml:space="preserve">: </w:t>
+      </w:r>
+    </w:p>
+    <w:p>
+      <w:pPr>
+        <w:pStyle w:val="Normal"/>
+        <w:widowControl/>
+        <w:numPr>
+          <w:ilvl w:val="1"/>
+          <w:numId w:val="1"/>
+        </w:numPr>
+        <w:bidi w:val="0"/>
+        <w:spacing w:lineRule="auto" w:line="360"/>
+        <w:jc w:val="both"/>
+        <w:rPr>
+          <w:rFonts w:ascii="Times New Roman" w:hAnsi="Times New Roman"/>
+          <w:b w:val="false"/>
+          <w:bCs w:val="false"/>
+          <w:sz w:val="28"/>
+          <w:szCs w:val="28"/>
+        </w:rPr>
+      </w:pPr>
+      <w:r>
+        <w:rPr>
+          <w:rFonts w:ascii="Times New Roman" w:hAnsi="Times New Roman"/>
+          <w:b w:val="false"/>
+          <w:bCs w:val="false"/>
+          <w:sz w:val="28"/>
+          <w:szCs w:val="28"/>
+        </w:rPr>
+        <w:t>п</w:t>
+      </w:r>
+      <w:r>
+        <w:rPr>
+          <w:rFonts w:ascii="Times New Roman" w:hAnsi="Times New Roman"/>
+          <w:b w:val="false"/>
+          <w:bCs w:val="false"/>
+          <w:sz w:val="28"/>
+          <w:szCs w:val="28"/>
+        </w:rPr>
+        <w:t>ерегляд списку розділів правил дорожнього руху;</w:t>
+      </w:r>
+    </w:p>
+    <w:p>
+      <w:pPr>
+        <w:pStyle w:val="Normal"/>
+        <w:widowControl/>
+        <w:numPr>
+          <w:ilvl w:val="1"/>
+          <w:numId w:val="1"/>
+        </w:numPr>
+        <w:bidi w:val="0"/>
+        <w:spacing w:lineRule="auto" w:line="360"/>
+        <w:jc w:val="both"/>
+        <w:rPr>
+          <w:rFonts w:ascii="Times New Roman" w:hAnsi="Times New Roman"/>
+          <w:b w:val="false"/>
+          <w:bCs w:val="false"/>
+          <w:sz w:val="28"/>
+          <w:szCs w:val="28"/>
+        </w:rPr>
+      </w:pPr>
+      <w:r>
+        <w:rPr>
+          <w:rFonts w:ascii="Times New Roman" w:hAnsi="Times New Roman"/>
+          <w:b w:val="false"/>
+          <w:bCs w:val="false"/>
+          <w:sz w:val="28"/>
+          <w:szCs w:val="28"/>
+        </w:rPr>
+        <w:t>п</w:t>
+      </w:r>
+      <w:r>
+        <w:rPr>
+          <w:rFonts w:ascii="Times New Roman" w:hAnsi="Times New Roman"/>
+          <w:b w:val="false"/>
+          <w:bCs w:val="false"/>
+          <w:sz w:val="28"/>
+          <w:szCs w:val="28"/>
+        </w:rPr>
+        <w:t>ошук потрібного пункту правил за ключовими словами.</w:t>
+      </w:r>
+    </w:p>
+    <w:p>
+      <w:pPr>
+        <w:pStyle w:val="Normal"/>
+        <w:widowControl/>
+        <w:numPr>
+          <w:ilvl w:val="0"/>
+          <w:numId w:val="1"/>
+        </w:numPr>
+        <w:bidi w:val="0"/>
+        <w:spacing w:lineRule="auto" w:line="360"/>
+        <w:jc w:val="both"/>
+        <w:rPr>
+          <w:rFonts w:ascii="Times New Roman" w:hAnsi="Times New Roman"/>
+          <w:b w:val="false"/>
+          <w:bCs w:val="false"/>
+          <w:sz w:val="28"/>
+          <w:szCs w:val="28"/>
+        </w:rPr>
+      </w:pPr>
+      <w:r>
+        <w:rPr>
+          <w:rFonts w:ascii="Times New Roman" w:hAnsi="Times New Roman"/>
+          <w:b w:val="false"/>
+          <w:bCs w:val="false"/>
+          <w:sz w:val="28"/>
+          <w:szCs w:val="28"/>
+          <w:u w:val="single"/>
+        </w:rPr>
+        <w:t>Проходження тестування</w:t>
+      </w:r>
+      <w:r>
+        <w:rPr>
+          <w:rFonts w:ascii="Times New Roman" w:hAnsi="Times New Roman"/>
+          <w:b w:val="false"/>
+          <w:bCs w:val="false"/>
+          <w:sz w:val="28"/>
+          <w:szCs w:val="28"/>
+        </w:rPr>
+        <w:t xml:space="preserve">: </w:t>
+      </w:r>
+    </w:p>
+    <w:p>
+      <w:pPr>
+        <w:pStyle w:val="Normal"/>
+        <w:widowControl/>
+        <w:numPr>
+          <w:ilvl w:val="1"/>
+          <w:numId w:val="1"/>
+        </w:numPr>
+        <w:bidi w:val="0"/>
+        <w:spacing w:lineRule="auto" w:line="360"/>
+        <w:jc w:val="both"/>
+        <w:rPr>
+          <w:rFonts w:ascii="Times New Roman" w:hAnsi="Times New Roman"/>
+          <w:b w:val="false"/>
+          <w:bCs w:val="false"/>
+          <w:sz w:val="28"/>
+          <w:szCs w:val="28"/>
+        </w:rPr>
+      </w:pPr>
+      <w:r>
+        <w:rPr>
+          <w:rFonts w:ascii="Times New Roman" w:hAnsi="Times New Roman"/>
+          <w:b w:val="false"/>
+          <w:bCs w:val="false"/>
+          <w:sz w:val="28"/>
+          <w:szCs w:val="28"/>
+        </w:rPr>
+        <w:t>в</w:t>
+      </w:r>
+      <w:r>
+        <w:rPr>
+          <w:rFonts w:ascii="Times New Roman" w:hAnsi="Times New Roman"/>
+          <w:b w:val="false"/>
+          <w:bCs w:val="false"/>
+          <w:sz w:val="28"/>
+          <w:szCs w:val="28"/>
+        </w:rPr>
+        <w:t xml:space="preserve">ибір режиму тесту (наприклад, за білетами, або випадкові питання, </w:t>
+      </w:r>
+      <w:r>
+        <w:rPr>
+          <w:rFonts w:ascii="Times New Roman" w:hAnsi="Times New Roman"/>
+          <w:b w:val="false"/>
+          <w:bCs w:val="false"/>
+          <w:sz w:val="28"/>
+          <w:szCs w:val="28"/>
+        </w:rPr>
+        <w:t>або «робота над помилками»</w:t>
+      </w:r>
+      <w:r>
+        <w:rPr>
+          <w:rFonts w:ascii="Times New Roman" w:hAnsi="Times New Roman"/>
+          <w:b w:val="false"/>
+          <w:bCs w:val="false"/>
+          <w:sz w:val="28"/>
+          <w:szCs w:val="28"/>
+        </w:rPr>
+        <w:t>);</w:t>
+      </w:r>
+    </w:p>
+    <w:p>
+      <w:pPr>
+        <w:pStyle w:val="Normal"/>
+        <w:widowControl/>
+        <w:numPr>
+          <w:ilvl w:val="1"/>
+          <w:numId w:val="1"/>
+        </w:numPr>
+        <w:bidi w:val="0"/>
+        <w:spacing w:lineRule="auto" w:line="360"/>
+        <w:jc w:val="both"/>
+        <w:rPr>
+          <w:rFonts w:ascii="Times New Roman" w:hAnsi="Times New Roman"/>
+          <w:b w:val="false"/>
+          <w:bCs w:val="false"/>
+          <w:sz w:val="28"/>
+          <w:szCs w:val="28"/>
+        </w:rPr>
+      </w:pPr>
+      <w:r>
+        <w:rPr>
+          <w:rFonts w:ascii="Times New Roman" w:hAnsi="Times New Roman"/>
+          <w:b w:val="false"/>
+          <w:bCs w:val="false"/>
+          <w:sz w:val="28"/>
+          <w:szCs w:val="28"/>
+        </w:rPr>
+        <w:t>п</w:t>
+      </w:r>
+      <w:r>
+        <w:rPr>
+          <w:rFonts w:ascii="Times New Roman" w:hAnsi="Times New Roman"/>
+          <w:b w:val="false"/>
+          <w:bCs w:val="false"/>
+          <w:sz w:val="28"/>
+          <w:szCs w:val="28"/>
+        </w:rPr>
+        <w:t>роходження тесту з обмеженням часу (або без нього);</w:t>
+      </w:r>
+    </w:p>
+    <w:p>
+      <w:pPr>
+        <w:pStyle w:val="Normal"/>
+        <w:widowControl/>
+        <w:numPr>
+          <w:ilvl w:val="1"/>
+          <w:numId w:val="1"/>
+        </w:numPr>
+        <w:bidi w:val="0"/>
+        <w:spacing w:lineRule="auto" w:line="360"/>
+        <w:jc w:val="both"/>
+        <w:rPr>
+          <w:rFonts w:ascii="Times New Roman" w:hAnsi="Times New Roman"/>
+          <w:b w:val="false"/>
+          <w:bCs w:val="false"/>
+          <w:sz w:val="28"/>
+          <w:szCs w:val="28"/>
+        </w:rPr>
+      </w:pPr>
+      <w:r>
+        <w:rPr>
+          <w:rFonts w:ascii="Times New Roman" w:hAnsi="Times New Roman"/>
+          <w:b w:val="false"/>
+          <w:bCs w:val="false"/>
+          <w:sz w:val="28"/>
+          <w:szCs w:val="28"/>
+        </w:rPr>
+        <w:t>в</w:t>
+      </w:r>
+      <w:r>
+        <w:rPr>
+          <w:rFonts w:ascii="Times New Roman" w:hAnsi="Times New Roman"/>
+          <w:b w:val="false"/>
+          <w:bCs w:val="false"/>
+          <w:sz w:val="28"/>
+          <w:szCs w:val="28"/>
+        </w:rPr>
+        <w:t>ибір варіантів відповідей на запитання;</w:t>
+      </w:r>
+    </w:p>
+    <w:p>
+      <w:pPr>
+        <w:pStyle w:val="Normal"/>
+        <w:widowControl/>
+        <w:numPr>
+          <w:ilvl w:val="1"/>
+          <w:numId w:val="1"/>
+        </w:numPr>
+        <w:bidi w:val="0"/>
+        <w:spacing w:lineRule="auto" w:line="360"/>
+        <w:jc w:val="both"/>
+        <w:rPr>
+          <w:rFonts w:ascii="Times New Roman" w:hAnsi="Times New Roman"/>
+          <w:b w:val="false"/>
+          <w:bCs w:val="false"/>
+          <w:sz w:val="28"/>
+          <w:szCs w:val="28"/>
+        </w:rPr>
+      </w:pPr>
+      <w:r>
+        <w:rPr>
+          <w:rFonts w:ascii="Times New Roman" w:hAnsi="Times New Roman"/>
+          <w:b w:val="false"/>
+          <w:bCs w:val="false"/>
+          <w:sz w:val="28"/>
+          <w:szCs w:val="28"/>
+        </w:rPr>
+        <w:t>п</w:t>
+      </w:r>
+      <w:r>
+        <w:rPr>
+          <w:rFonts w:ascii="Times New Roman" w:hAnsi="Times New Roman"/>
+          <w:b w:val="false"/>
+          <w:bCs w:val="false"/>
+          <w:sz w:val="28"/>
+          <w:szCs w:val="28"/>
+        </w:rPr>
+        <w:t>еревірка правильності відповідей.</w:t>
+      </w:r>
+    </w:p>
+    <w:p>
+      <w:pPr>
+        <w:pStyle w:val="Normal"/>
+        <w:widowControl/>
+        <w:numPr>
+          <w:ilvl w:val="0"/>
+          <w:numId w:val="1"/>
+        </w:numPr>
+        <w:bidi w:val="0"/>
+        <w:spacing w:lineRule="auto" w:line="360"/>
+        <w:jc w:val="both"/>
+        <w:rPr>
+          <w:rFonts w:ascii="Times New Roman" w:hAnsi="Times New Roman"/>
+          <w:b w:val="false"/>
+          <w:bCs w:val="false"/>
+          <w:sz w:val="28"/>
+          <w:szCs w:val="28"/>
+        </w:rPr>
+      </w:pPr>
+      <w:r>
+        <w:rPr>
+          <w:rFonts w:ascii="Times New Roman" w:hAnsi="Times New Roman"/>
+          <w:b w:val="false"/>
+          <w:bCs w:val="false"/>
+          <w:sz w:val="28"/>
+          <w:szCs w:val="28"/>
+          <w:u w:val="single"/>
+        </w:rPr>
+        <w:t>Перегляд статистики та результатів</w:t>
+      </w:r>
+      <w:r>
+        <w:rPr>
+          <w:rFonts w:ascii="Times New Roman" w:hAnsi="Times New Roman"/>
+          <w:b w:val="false"/>
+          <w:bCs w:val="false"/>
+          <w:sz w:val="28"/>
+          <w:szCs w:val="28"/>
+        </w:rPr>
+        <w:t xml:space="preserve">: </w:t>
+      </w:r>
+    </w:p>
+    <w:p>
+      <w:pPr>
+        <w:pStyle w:val="Normal"/>
+        <w:widowControl/>
+        <w:numPr>
+          <w:ilvl w:val="1"/>
+          <w:numId w:val="1"/>
+        </w:numPr>
+        <w:bidi w:val="0"/>
+        <w:spacing w:lineRule="auto" w:line="360"/>
+        <w:jc w:val="both"/>
+        <w:rPr>
+          <w:rFonts w:ascii="Times New Roman" w:hAnsi="Times New Roman"/>
+          <w:b w:val="false"/>
+          <w:bCs w:val="false"/>
+          <w:sz w:val="28"/>
+          <w:szCs w:val="28"/>
+        </w:rPr>
+      </w:pPr>
+      <w:r>
+        <w:rPr>
+          <w:rFonts w:ascii="Times New Roman" w:hAnsi="Times New Roman"/>
+          <w:b w:val="false"/>
+          <w:bCs w:val="false"/>
+          <w:sz w:val="28"/>
+          <w:szCs w:val="28"/>
+        </w:rPr>
+        <w:t>п</w:t>
+      </w:r>
+      <w:r>
+        <w:rPr>
+          <w:rFonts w:ascii="Times New Roman" w:hAnsi="Times New Roman"/>
+          <w:b w:val="false"/>
+          <w:bCs w:val="false"/>
+          <w:sz w:val="28"/>
+          <w:szCs w:val="28"/>
+        </w:rPr>
+        <w:t>ерегляд історії пройдених тестів (дата, час, кількість правильних/неправильних відповідей);</w:t>
+      </w:r>
+    </w:p>
+    <w:p>
+      <w:pPr>
+        <w:pStyle w:val="Normal"/>
+        <w:widowControl/>
+        <w:numPr>
+          <w:ilvl w:val="1"/>
+          <w:numId w:val="1"/>
+        </w:numPr>
+        <w:bidi w:val="0"/>
+        <w:spacing w:lineRule="auto" w:line="360"/>
+        <w:jc w:val="both"/>
+        <w:rPr>
+          <w:rFonts w:ascii="Times New Roman" w:hAnsi="Times New Roman"/>
+          <w:b w:val="false"/>
+          <w:bCs w:val="false"/>
+          <w:sz w:val="28"/>
+          <w:szCs w:val="28"/>
+        </w:rPr>
+      </w:pPr>
+      <w:r>
+        <w:rPr>
+          <w:rFonts w:ascii="Times New Roman" w:hAnsi="Times New Roman"/>
+          <w:b w:val="false"/>
+          <w:bCs w:val="false"/>
+          <w:sz w:val="28"/>
+          <w:szCs w:val="28"/>
+        </w:rPr>
+        <w:t>в</w:t>
+      </w:r>
+      <w:r>
+        <w:rPr>
+          <w:rFonts w:ascii="Times New Roman" w:hAnsi="Times New Roman"/>
+          <w:b w:val="false"/>
+          <w:bCs w:val="false"/>
+          <w:sz w:val="28"/>
+          <w:szCs w:val="28"/>
+        </w:rPr>
+        <w:t>ідображення загального відсотка успішності (складено / не складено іспити);</w:t>
+      </w:r>
+    </w:p>
+    <w:p>
+      <w:pPr>
+        <w:pStyle w:val="Normal"/>
+        <w:widowControl/>
+        <w:numPr>
+          <w:ilvl w:val="1"/>
+          <w:numId w:val="1"/>
+        </w:numPr>
+        <w:bidi w:val="0"/>
+        <w:spacing w:lineRule="auto" w:line="360"/>
+        <w:jc w:val="both"/>
+        <w:rPr>
+          <w:rFonts w:ascii="Times New Roman" w:hAnsi="Times New Roman"/>
+          <w:b w:val="false"/>
+          <w:bCs w:val="false"/>
+          <w:sz w:val="28"/>
+          <w:szCs w:val="28"/>
+        </w:rPr>
+      </w:pPr>
+      <w:r>
+        <w:rPr>
+          <w:rFonts w:ascii="Times New Roman" w:hAnsi="Times New Roman"/>
+          <w:b w:val="false"/>
+          <w:bCs w:val="false"/>
+          <w:sz w:val="28"/>
+          <w:szCs w:val="28"/>
+        </w:rPr>
+        <w:t>п</w:t>
+      </w:r>
+      <w:r>
+        <w:rPr>
+          <w:rFonts w:ascii="Times New Roman" w:hAnsi="Times New Roman"/>
+          <w:b w:val="false"/>
+          <w:bCs w:val="false"/>
+          <w:sz w:val="28"/>
+          <w:szCs w:val="28"/>
+        </w:rPr>
+        <w:t>ерегляд «роботи над помилками» (питання, на які користувач відповів неправильно).</w:t>
+      </w:r>
+      <w:r>
+        <w:br w:type="page"/>
+      </w:r>
+    </w:p>
+    <w:p>
+      <w:pPr>
+        <w:pStyle w:val="Normal"/>
+        <w:widowControl/>
+        <w:bidi w:val="0"/>
+        <w:spacing w:lineRule="auto" w:line="360"/>
+        <w:ind w:hanging="0" w:start="0" w:end="0"/>
+        <w:jc w:val="both"/>
+        <w:rPr>
+          <w:rFonts w:ascii="Times New Roman" w:hAnsi="Times New Roman"/>
+          <w:b/>
+          <w:bCs/>
+          <w:sz w:val="28"/>
+          <w:szCs w:val="28"/>
+        </w:rPr>
+      </w:pPr>
+      <w:r>
+        <w:rPr>
+          <w:rFonts w:ascii="Times New Roman" w:hAnsi="Times New Roman"/>
+          <w:b/>
+          <w:bCs/>
+          <w:sz w:val="28"/>
+          <w:szCs w:val="28"/>
+        </w:rPr>
+        <w:tab/>
+        <w:t>Розділ 2. Проектування структури меню з урахуванням потреб користувача</w:t>
+      </w:r>
+    </w:p>
+    <w:p>
+      <w:pPr>
+        <w:pStyle w:val="Normal"/>
+        <w:widowControl/>
+        <w:bidi w:val="0"/>
+        <w:spacing w:lineRule="auto" w:line="360"/>
+        <w:ind w:hanging="0" w:start="0" w:end="0"/>
+        <w:jc w:val="both"/>
+        <w:rPr>
+          <w:rFonts w:ascii="Times New Roman" w:hAnsi="Times New Roman"/>
+          <w:b w:val="false"/>
+          <w:bCs w:val="false"/>
+          <w:sz w:val="28"/>
+          <w:szCs w:val="28"/>
+        </w:rPr>
+      </w:pPr>
+      <w:r>
+        <w:rPr>
+          <w:rFonts w:ascii="Times New Roman" w:hAnsi="Times New Roman"/>
+          <w:b w:val="false"/>
+          <w:bCs w:val="false"/>
+          <w:sz w:val="28"/>
+          <w:szCs w:val="28"/>
+        </w:rPr>
+        <w:tab/>
+        <w:t>Меню додатка включає наступні пункти (рисунок 2.1):</w:t>
+      </w:r>
+    </w:p>
+    <w:p>
+      <w:pPr>
+        <w:pStyle w:val="Normal"/>
+        <w:widowControl/>
+        <w:numPr>
+          <w:ilvl w:val="0"/>
+          <w:numId w:val="4"/>
+        </w:numPr>
+        <w:bidi w:val="0"/>
+        <w:spacing w:lineRule="auto" w:line="360"/>
+        <w:jc w:val="both"/>
+        <w:rPr>
+          <w:rFonts w:ascii="Times New Roman" w:hAnsi="Times New Roman"/>
+          <w:b w:val="false"/>
+          <w:bCs w:val="false"/>
+          <w:sz w:val="28"/>
+          <w:szCs w:val="28"/>
+        </w:rPr>
+      </w:pPr>
+      <w:r>
+        <w:rPr>
+          <w:rFonts w:ascii="Times New Roman" w:hAnsi="Times New Roman"/>
+          <w:b w:val="false"/>
+          <w:bCs w:val="false"/>
+          <w:sz w:val="28"/>
+          <w:szCs w:val="28"/>
+        </w:rPr>
+        <w:t>інформація про обліковий запис (профіль користувача, пошта, вихід з акаунту);</w:t>
+      </w:r>
+    </w:p>
+    <w:p>
+      <w:pPr>
+        <w:pStyle w:val="Normal"/>
+        <w:widowControl/>
+        <w:numPr>
+          <w:ilvl w:val="0"/>
+          <w:numId w:val="1"/>
+        </w:numPr>
+        <w:bidi w:val="0"/>
+        <w:spacing w:lineRule="auto" w:line="360"/>
+        <w:jc w:val="both"/>
+        <w:rPr>
+          <w:rFonts w:ascii="Times New Roman" w:hAnsi="Times New Roman"/>
+          <w:b w:val="false"/>
+          <w:bCs w:val="false"/>
+          <w:sz w:val="28"/>
+          <w:szCs w:val="28"/>
+        </w:rPr>
+      </w:pPr>
+      <w:r>
+        <w:rPr>
+          <w:rFonts w:ascii="Times New Roman" w:hAnsi="Times New Roman"/>
+          <w:b w:val="false"/>
+          <w:bCs w:val="false"/>
+          <w:sz w:val="28"/>
+          <w:szCs w:val="28"/>
+        </w:rPr>
+        <w:t>теорія (доступ до правил дорожнього руху);</w:t>
+      </w:r>
+    </w:p>
+    <w:p>
+      <w:pPr>
+        <w:pStyle w:val="Normal"/>
+        <w:widowControl/>
+        <w:numPr>
+          <w:ilvl w:val="0"/>
+          <w:numId w:val="1"/>
+        </w:numPr>
+        <w:bidi w:val="0"/>
+        <w:spacing w:lineRule="auto" w:line="360"/>
+        <w:jc w:val="both"/>
+        <w:rPr>
+          <w:rFonts w:ascii="Times New Roman" w:hAnsi="Times New Roman"/>
+          <w:b w:val="false"/>
+          <w:bCs w:val="false"/>
+          <w:sz w:val="28"/>
+          <w:szCs w:val="28"/>
+        </w:rPr>
+      </w:pPr>
+      <w:r>
+        <w:rPr>
+          <w:rFonts w:ascii="Times New Roman" w:hAnsi="Times New Roman"/>
+          <w:b w:val="false"/>
+          <w:bCs w:val="false"/>
+          <w:sz w:val="28"/>
+          <w:szCs w:val="28"/>
+        </w:rPr>
+        <w:t>тести (основний функціонал для перевірки знань та проходження іспитів);</w:t>
+      </w:r>
+    </w:p>
+    <w:p>
+      <w:pPr>
+        <w:pStyle w:val="Normal"/>
+        <w:widowControl/>
+        <w:numPr>
+          <w:ilvl w:val="0"/>
+          <w:numId w:val="1"/>
+        </w:numPr>
+        <w:bidi w:val="0"/>
+        <w:spacing w:lineRule="auto" w:line="360"/>
+        <w:jc w:val="both"/>
+        <w:rPr>
+          <w:rFonts w:ascii="Times New Roman" w:hAnsi="Times New Roman"/>
+          <w:b w:val="false"/>
+          <w:bCs w:val="false"/>
+          <w:sz w:val="28"/>
+          <w:szCs w:val="28"/>
+        </w:rPr>
+      </w:pPr>
+      <w:r>
+        <w:rPr>
+          <w:rFonts w:ascii="Times New Roman" w:hAnsi="Times New Roman"/>
+          <w:b w:val="false"/>
+          <w:bCs w:val="false"/>
+          <w:sz w:val="28"/>
+          <w:szCs w:val="28"/>
+        </w:rPr>
+        <w:t>статистика (перегляд історії пройдених тестів та успішності).</w:t>
       </w:r>
     </w:p>
     <w:p>
@@ -141,16 +2195,187 @@
           <w:bCs w:val="false"/>
           <w:sz w:val="28"/>
           <w:szCs w:val="28"/>
-        </w:rPr>
-      </w:pPr>
-      <w:r>
-        <w:rPr>
-          <w:rFonts w:ascii="Times New Roman" w:hAnsi="Times New Roman"/>
-          <w:b w:val="false"/>
-          <w:bCs w:val="false"/>
-          <w:sz w:val="28"/>
-          <w:szCs w:val="28"/>
-        </w:rPr>
+          <w:lang w:val="uk-UA"/>
+        </w:rPr>
+      </w:pPr>
+      <w:r>
+        <w:drawing>
+          <wp:anchor distT="0" distB="0" distL="0" distR="0" simplePos="0" relativeHeight="5" behindDoc="0" locked="0" layoutInCell="0" allowOverlap="1">
+            <wp:simplePos x="0" y="0"/>
+            <wp:positionH relativeFrom="column">
+              <wp:align>center</wp:align>
+            </wp:positionH>
+            <wp:positionV relativeFrom="paragraph">
+              <wp:posOffset>635</wp:posOffset>
+            </wp:positionV>
+            <wp:extent cx="2412365" cy="5227320"/>
+            <wp:effectExtent l="0" t="0" r="0" b="0"/>
+            <wp:wrapTopAndBottom/>
+            <wp:docPr id="4" name="Image4"/>
+            <wp:cNvGraphicFramePr>
+              <a:graphicFrameLocks xmlns:a="http://schemas.openxmlformats.org/drawingml/2006/main" noChangeAspect="1"/>
+            </wp:cNvGraphicFramePr>
+            <a:graphic xmlns:a="http://schemas.openxmlformats.org/drawingml/2006/main">
+              <a:graphicData uri="http://schemas.openxmlformats.org/drawingml/2006/picture">
+                <pic:pic xmlns:pic="http://schemas.openxmlformats.org/drawingml/2006/picture">
+                  <pic:nvPicPr>
+                    <pic:cNvPr id="4" name="Image4"/>
+                    <pic:cNvPicPr>
+                      <a:picLocks noChangeAspect="1" noChangeArrowheads="1"/>
+                    </pic:cNvPicPr>
+                  </pic:nvPicPr>
+                  <pic:blipFill>
+                    <a:blip r:embed="rId6"/>
+                    <a:stretch>
+                      <a:fillRect/>
+                    </a:stretch>
+                  </pic:blipFill>
+                  <pic:spPr bwMode="auto">
+                    <a:xfrm>
+                      <a:off x="0" y="0"/>
+                      <a:ext cx="2412365" cy="5227320"/>
+                    </a:xfrm>
+                    <a:prstGeom prst="rect">
+                      <a:avLst/>
+                    </a:prstGeom>
+                    <a:noFill/>
+                  </pic:spPr>
+                </pic:pic>
+              </a:graphicData>
+            </a:graphic>
+          </wp:anchor>
+        </w:drawing>
+      </w:r>
+      <w:r>
+        <w:rPr>
+          <w:rFonts w:ascii="Times New Roman" w:hAnsi="Times New Roman"/>
+          <w:b w:val="false"/>
+          <w:bCs w:val="false"/>
+          <w:sz w:val="28"/>
+          <w:szCs w:val="28"/>
+          <w:lang w:val="uk-UA"/>
+        </w:rPr>
+        <w:t xml:space="preserve">Рисунок </w:t>
+      </w:r>
+      <w:r>
+        <w:rPr>
+          <w:rFonts w:ascii="Times New Roman" w:hAnsi="Times New Roman"/>
+          <w:b w:val="false"/>
+          <w:bCs w:val="false"/>
+          <w:sz w:val="28"/>
+          <w:szCs w:val="28"/>
+          <w:lang w:val="uk-UA"/>
+        </w:rPr>
+        <w:t>2.1</w:t>
+      </w:r>
+      <w:r>
+        <w:rPr>
+          <w:rFonts w:ascii="Times New Roman" w:hAnsi="Times New Roman"/>
+          <w:b w:val="false"/>
+          <w:bCs w:val="false"/>
+          <w:sz w:val="28"/>
+          <w:szCs w:val="28"/>
+          <w:lang w:val="uk-UA"/>
+        </w:rPr>
+        <w:t xml:space="preserve"> — </w:t>
+      </w:r>
+      <w:r>
+        <w:rPr>
+          <w:rFonts w:ascii="Times New Roman" w:hAnsi="Times New Roman"/>
+          <w:b w:val="false"/>
+          <w:bCs w:val="false"/>
+          <w:sz w:val="28"/>
+          <w:szCs w:val="28"/>
+          <w:lang w:val="uk-UA"/>
+        </w:rPr>
+        <w:t>Схематичне зображення структури головного меню додатку</w:t>
+      </w:r>
+    </w:p>
+    <w:p>
+      <w:pPr>
+        <w:pStyle w:val="Normal"/>
+        <w:widowControl/>
+        <w:bidi w:val="0"/>
+        <w:spacing w:lineRule="auto" w:line="360"/>
+        <w:ind w:hanging="0" w:start="0" w:end="0"/>
+        <w:jc w:val="both"/>
+        <w:rPr>
+          <w:rFonts w:ascii="Times New Roman" w:hAnsi="Times New Roman"/>
+          <w:b w:val="false"/>
+          <w:bCs w:val="false"/>
+          <w:sz w:val="28"/>
+          <w:szCs w:val="28"/>
+          <w:lang w:val="en-US"/>
+        </w:rPr>
+      </w:pPr>
+      <w:r>
+        <w:rPr>
+          <w:rFonts w:ascii="Times New Roman" w:hAnsi="Times New Roman"/>
+          <w:b w:val="false"/>
+          <w:bCs w:val="false"/>
+          <w:sz w:val="28"/>
+          <w:szCs w:val="28"/>
+          <w:lang w:val="en-US"/>
+        </w:rPr>
+      </w:r>
+      <w:r>
+        <w:br w:type="page"/>
+      </w:r>
+    </w:p>
+    <w:p>
+      <w:pPr>
+        <w:pStyle w:val="Normal"/>
+        <w:widowControl/>
+        <w:bidi w:val="0"/>
+        <w:spacing w:lineRule="auto" w:line="360"/>
+        <w:ind w:hanging="0" w:start="0" w:end="0"/>
+        <w:jc w:val="both"/>
+        <w:rPr>
+          <w:rFonts w:ascii="Times New Roman" w:hAnsi="Times New Roman"/>
+          <w:b/>
+          <w:bCs/>
+          <w:sz w:val="28"/>
+          <w:szCs w:val="28"/>
+        </w:rPr>
+      </w:pPr>
+      <w:r>
+        <w:rPr>
+          <w:rFonts w:ascii="Times New Roman" w:hAnsi="Times New Roman"/>
+          <w:b/>
+          <w:bCs/>
+          <w:sz w:val="28"/>
+          <w:szCs w:val="28"/>
+        </w:rPr>
+        <w:tab/>
+        <w:t>Розділ 3. Розміщення та стилізація елементів інтерфейсу</w:t>
+      </w:r>
+    </w:p>
+    <w:p>
+      <w:pPr>
+        <w:pStyle w:val="Normal"/>
+        <w:widowControl/>
+        <w:bidi w:val="0"/>
+        <w:spacing w:lineRule="auto" w:line="360"/>
+        <w:ind w:hanging="0" w:start="0" w:end="0"/>
+        <w:jc w:val="start"/>
+        <w:rPr>
+          <w:rFonts w:ascii="Times New Roman" w:hAnsi="Times New Roman"/>
+          <w:b w:val="false"/>
+          <w:bCs w:val="false"/>
+          <w:sz w:val="28"/>
+          <w:szCs w:val="28"/>
+        </w:rPr>
+      </w:pPr>
+      <w:r>
+        <w:rPr>
+          <w:rFonts w:ascii="Times New Roman" w:hAnsi="Times New Roman"/>
+          <w:b w:val="false"/>
+          <w:bCs w:val="false"/>
+          <w:sz w:val="28"/>
+          <w:szCs w:val="28"/>
+        </w:rPr>
+        <w:tab/>
+        <w:t>Розмістимо елементи для екранів тестування і теорії і задамо їм певну стилізацію (рисунок 3.1).</w:t>
       </w:r>
     </w:p>
     <w:p>
@@ -179,16 +2404,792 @@
         </w:rPr>
       </w:r>
     </w:p>
+    <w:p>
+      <w:pPr>
+        <w:pStyle w:val="Normal"/>
+        <w:widowControl/>
+        <w:bidi w:val="0"/>
+        <w:spacing w:lineRule="auto" w:line="360"/>
+        <w:ind w:hanging="0" w:start="0" w:end="0"/>
+        <w:jc w:val="center"/>
+        <w:rPr>
+          <w:rFonts w:ascii="Times New Roman" w:hAnsi="Times New Roman"/>
+          <w:b w:val="false"/>
+          <w:bCs w:val="false"/>
+          <w:sz w:val="28"/>
+          <w:szCs w:val="28"/>
+        </w:rPr>
+      </w:pPr>
+      <w:r>
+        <w:drawing>
+          <wp:anchor distT="0" distB="0" distL="0" distR="0" simplePos="0" relativeHeight="6" behindDoc="0" locked="0" layoutInCell="0" allowOverlap="1">
+            <wp:simplePos x="0" y="0"/>
+            <wp:positionH relativeFrom="column">
+              <wp:align>center</wp:align>
+            </wp:positionH>
+            <wp:positionV relativeFrom="paragraph">
+              <wp:posOffset>635</wp:posOffset>
+            </wp:positionV>
+            <wp:extent cx="4938395" cy="5234305"/>
+            <wp:effectExtent l="0" t="0" r="0" b="0"/>
+            <wp:wrapTopAndBottom/>
+            <wp:docPr id="5" name="Image5"/>
+            <wp:cNvGraphicFramePr>
+              <a:graphicFrameLocks xmlns:a="http://schemas.openxmlformats.org/drawingml/2006/main" noChangeAspect="1"/>
+            </wp:cNvGraphicFramePr>
+            <a:graphic xmlns:a="http://schemas.openxmlformats.org/drawingml/2006/main">
+              <a:graphicData uri="http://schemas.openxmlformats.org/drawingml/2006/picture">
+                <pic:pic xmlns:pic="http://schemas.openxmlformats.org/drawingml/2006/picture">
+                  <pic:nvPicPr>
+                    <pic:cNvPr id="5" name="Image5"/>
+                    <pic:cNvPicPr>
+                      <a:picLocks noChangeAspect="1" noChangeArrowheads="1"/>
+                    </pic:cNvPicPr>
+                  </pic:nvPicPr>
+                  <pic:blipFill>
+                    <a:blip r:embed="rId7"/>
+                    <a:stretch>
+                      <a:fillRect/>
+                    </a:stretch>
+                  </pic:blipFill>
+                  <pic:spPr bwMode="auto">
+                    <a:xfrm>
+                      <a:off x="0" y="0"/>
+                      <a:ext cx="4938395" cy="5234305"/>
+                    </a:xfrm>
+                    <a:prstGeom prst="rect">
+                      <a:avLst/>
+                    </a:prstGeom>
+                    <a:noFill/>
+                  </pic:spPr>
+                </pic:pic>
+              </a:graphicData>
+            </a:graphic>
+          </wp:anchor>
+        </w:drawing>
+      </w:r>
+      <w:r>
+        <w:rPr>
+          <w:rFonts w:ascii="Times New Roman" w:hAnsi="Times New Roman"/>
+          <w:b w:val="false"/>
+          <w:bCs w:val="false"/>
+          <w:sz w:val="28"/>
+          <w:szCs w:val="28"/>
+        </w:rPr>
+        <w:t>Рисунок 3.1 — Розміщення та стилізація елементів інтерфейсів тестування і теорії</w:t>
+      </w:r>
+    </w:p>
+    <w:p>
+      <w:pPr>
+        <w:pStyle w:val="Normal"/>
+        <w:widowControl/>
+        <w:bidi w:val="0"/>
+        <w:spacing w:lineRule="auto" w:line="360"/>
+        <w:ind w:hanging="0" w:start="0" w:end="0"/>
+        <w:jc w:val="center"/>
+        <w:rPr>
+          <w:rFonts w:ascii="Times New Roman" w:hAnsi="Times New Roman"/>
+          <w:b w:val="false"/>
+          <w:bCs w:val="false"/>
+          <w:sz w:val="28"/>
+          <w:szCs w:val="28"/>
+        </w:rPr>
+      </w:pPr>
+      <w:r>
+        <w:rPr>
+          <w:rFonts w:ascii="Times New Roman" w:hAnsi="Times New Roman"/>
+          <w:b w:val="false"/>
+          <w:bCs w:val="false"/>
+          <w:sz w:val="28"/>
+          <w:szCs w:val="28"/>
+        </w:rPr>
+      </w:r>
+      <w:r>
+        <w:br w:type="page"/>
+      </w:r>
+    </w:p>
+    <w:p>
+      <w:pPr>
+        <w:pStyle w:val="Normal"/>
+        <w:widowControl/>
+        <w:bidi w:val="0"/>
+        <w:spacing w:lineRule="auto" w:line="360"/>
+        <w:ind w:hanging="0" w:start="0" w:end="0"/>
+        <w:jc w:val="both"/>
+        <w:rPr>
+          <w:rFonts w:ascii="Times New Roman" w:hAnsi="Times New Roman"/>
+          <w:b/>
+          <w:bCs/>
+          <w:sz w:val="28"/>
+          <w:szCs w:val="28"/>
+        </w:rPr>
+      </w:pPr>
+      <w:r>
+        <w:rPr>
+          <w:rFonts w:ascii="Times New Roman" w:hAnsi="Times New Roman"/>
+          <w:b/>
+          <w:bCs/>
+          <w:sz w:val="28"/>
+          <w:szCs w:val="28"/>
+        </w:rPr>
+        <w:tab/>
+        <w:t>Розділ 4. Проектування та реалізація моделей даних для збереження інформації</w:t>
+      </w:r>
+    </w:p>
+    <w:p>
+      <w:pPr>
+        <w:pStyle w:val="BodyText"/>
+        <w:widowControl/>
+        <w:bidi w:val="0"/>
+        <w:spacing w:lineRule="auto" w:line="360" w:before="0" w:after="0"/>
+        <w:ind w:hanging="0" w:start="0" w:end="0"/>
+        <w:jc w:val="both"/>
+        <w:rPr>
+          <w:rFonts w:ascii="Times New Roman" w:hAnsi="Times New Roman"/>
+          <w:b w:val="false"/>
+          <w:bCs w:val="false"/>
+          <w:sz w:val="28"/>
+          <w:szCs w:val="28"/>
+        </w:rPr>
+      </w:pPr>
+      <w:r>
+        <w:rPr>
+          <w:rFonts w:ascii="Times New Roman" w:hAnsi="Times New Roman"/>
+          <w:b w:val="false"/>
+          <w:bCs w:val="false"/>
+          <w:sz w:val="28"/>
+          <w:szCs w:val="28"/>
+        </w:rPr>
+        <w:tab/>
+        <w:t>В</w:t>
+      </w:r>
+      <w:r>
+        <w:rPr>
+          <w:rFonts w:ascii="Times New Roman" w:hAnsi="Times New Roman"/>
+          <w:b w:val="false"/>
+          <w:bCs w:val="false"/>
+          <w:sz w:val="28"/>
+          <w:szCs w:val="28"/>
+        </w:rPr>
+        <w:t xml:space="preserve"> системі передбачено наступні сутності даних (таблиці бази даних):</w:t>
+      </w:r>
+    </w:p>
+    <w:p>
+      <w:pPr>
+        <w:pStyle w:val="BodyText"/>
+        <w:widowControl/>
+        <w:numPr>
+          <w:ilvl w:val="0"/>
+          <w:numId w:val="5"/>
+        </w:numPr>
+        <w:bidi w:val="0"/>
+        <w:spacing w:lineRule="auto" w:line="360" w:before="0" w:after="0"/>
+        <w:jc w:val="both"/>
+        <w:rPr>
+          <w:rFonts w:ascii="Times New Roman" w:hAnsi="Times New Roman"/>
+          <w:b w:val="false"/>
+          <w:bCs w:val="false"/>
+          <w:sz w:val="28"/>
+          <w:szCs w:val="28"/>
+        </w:rPr>
+      </w:pPr>
+      <w:r>
+        <w:rPr>
+          <w:rFonts w:ascii="Times New Roman" w:hAnsi="Times New Roman"/>
+          <w:b w:val="false"/>
+          <w:bCs w:val="false"/>
+          <w:sz w:val="28"/>
+          <w:szCs w:val="28"/>
+        </w:rPr>
+        <w:t>Users — зберігає облікові дані користувача.</w:t>
+      </w:r>
+    </w:p>
+    <w:p>
+      <w:pPr>
+        <w:pStyle w:val="BodyText"/>
+        <w:widowControl/>
+        <w:numPr>
+          <w:ilvl w:val="0"/>
+          <w:numId w:val="1"/>
+        </w:numPr>
+        <w:bidi w:val="0"/>
+        <w:spacing w:lineRule="auto" w:line="360" w:before="0" w:after="0"/>
+        <w:jc w:val="both"/>
+        <w:rPr>
+          <w:rFonts w:ascii="Times New Roman" w:hAnsi="Times New Roman"/>
+          <w:b w:val="false"/>
+          <w:bCs w:val="false"/>
+          <w:sz w:val="28"/>
+          <w:szCs w:val="28"/>
+        </w:rPr>
+      </w:pPr>
+      <w:r>
+        <w:rPr>
+          <w:rFonts w:ascii="Times New Roman" w:hAnsi="Times New Roman"/>
+          <w:b w:val="false"/>
+          <w:bCs w:val="false"/>
+          <w:sz w:val="28"/>
+          <w:szCs w:val="28"/>
+        </w:rPr>
+        <w:t>Questions — зберігає базу питань, варіанти відповідей та правильні індекси для тестів з ПДР.</w:t>
+      </w:r>
+    </w:p>
+    <w:p>
+      <w:pPr>
+        <w:pStyle w:val="BodyText"/>
+        <w:widowControl/>
+        <w:numPr>
+          <w:ilvl w:val="0"/>
+          <w:numId w:val="1"/>
+        </w:numPr>
+        <w:bidi w:val="0"/>
+        <w:spacing w:lineRule="auto" w:line="360" w:before="0" w:after="0"/>
+        <w:jc w:val="both"/>
+        <w:rPr>
+          <w:rFonts w:ascii="Times New Roman" w:hAnsi="Times New Roman"/>
+          <w:b w:val="false"/>
+          <w:bCs w:val="false"/>
+          <w:sz w:val="28"/>
+          <w:szCs w:val="28"/>
+        </w:rPr>
+      </w:pPr>
+      <w:r>
+        <w:rPr>
+          <w:rFonts w:ascii="Times New Roman" w:hAnsi="Times New Roman"/>
+          <w:b w:val="false"/>
+          <w:bCs w:val="false"/>
+          <w:sz w:val="28"/>
+          <w:szCs w:val="28"/>
+        </w:rPr>
+        <w:t>TestResults — зберігає історію пройдених користувачем тестувань та його успішність.</w:t>
+      </w:r>
+    </w:p>
+    <w:p>
+      <w:pPr>
+        <w:pStyle w:val="Normal"/>
+        <w:widowControl/>
+        <w:bidi w:val="0"/>
+        <w:spacing w:lineRule="auto" w:line="360"/>
+        <w:ind w:hanging="0" w:start="0" w:end="0"/>
+        <w:jc w:val="start"/>
+        <w:rPr>
+          <w:rFonts w:ascii="Times New Roman" w:hAnsi="Times New Roman"/>
+          <w:b w:val="false"/>
+          <w:bCs w:val="false"/>
+          <w:sz w:val="28"/>
+          <w:szCs w:val="28"/>
+        </w:rPr>
+      </w:pPr>
+      <w:r>
+        <w:rPr>
+          <w:rFonts w:ascii="Times New Roman" w:hAnsi="Times New Roman"/>
+          <w:b w:val="false"/>
+          <w:bCs w:val="false"/>
+          <w:sz w:val="28"/>
+          <w:szCs w:val="28"/>
+        </w:rPr>
+        <w:tab/>
+        <w:t>На рисунку 4.1 зображено логічну модель даних.</w:t>
+      </w:r>
+    </w:p>
+    <w:p>
+      <w:pPr>
+        <w:pStyle w:val="Normal"/>
+        <w:widowControl/>
+        <w:bidi w:val="0"/>
+        <w:spacing w:lineRule="auto" w:line="360"/>
+        <w:ind w:hanging="0" w:start="0" w:end="0"/>
+        <w:jc w:val="center"/>
+        <w:rPr>
+          <w:rFonts w:ascii="Times New Roman" w:hAnsi="Times New Roman"/>
+          <w:b w:val="false"/>
+          <w:bCs w:val="false"/>
+          <w:sz w:val="28"/>
+          <w:szCs w:val="28"/>
+        </w:rPr>
+      </w:pPr>
+      <w:r>
+        <w:rPr>
+          <w:rFonts w:ascii="Times New Roman" w:hAnsi="Times New Roman"/>
+          <w:b w:val="false"/>
+          <w:bCs w:val="false"/>
+          <w:sz w:val="28"/>
+          <w:szCs w:val="28"/>
+        </w:rPr>
+      </w:r>
+    </w:p>
+    <w:p>
+      <w:pPr>
+        <w:pStyle w:val="Normal"/>
+        <w:widowControl/>
+        <w:bidi w:val="0"/>
+        <w:spacing w:lineRule="auto" w:line="360"/>
+        <w:ind w:hanging="0" w:start="0" w:end="0"/>
+        <w:jc w:val="center"/>
+        <w:rPr>
+          <w:rFonts w:ascii="Times New Roman" w:hAnsi="Times New Roman"/>
+          <w:b w:val="false"/>
+          <w:bCs w:val="false"/>
+          <w:sz w:val="28"/>
+          <w:szCs w:val="28"/>
+        </w:rPr>
+      </w:pPr>
+      <w:r>
+        <w:drawing>
+          <wp:anchor distT="0" distB="0" distL="0" distR="0" simplePos="0" relativeHeight="7" behindDoc="0" locked="0" layoutInCell="0" allowOverlap="1">
+            <wp:simplePos x="0" y="0"/>
+            <wp:positionH relativeFrom="column">
+              <wp:align>center</wp:align>
+            </wp:positionH>
+            <wp:positionV relativeFrom="paragraph">
+              <wp:posOffset>635</wp:posOffset>
+            </wp:positionV>
+            <wp:extent cx="5480685" cy="4082415"/>
+            <wp:effectExtent l="0" t="0" r="0" b="0"/>
+            <wp:wrapTopAndBottom/>
+            <wp:docPr id="6" name="Image6"/>
+            <wp:cNvGraphicFramePr>
+              <a:graphicFrameLocks xmlns:a="http://schemas.openxmlformats.org/drawingml/2006/main" noChangeAspect="1"/>
+            </wp:cNvGraphicFramePr>
+            <a:graphic xmlns:a="http://schemas.openxmlformats.org/drawingml/2006/main">
+              <a:graphicData uri="http://schemas.openxmlformats.org/drawingml/2006/picture">
+                <pic:pic xmlns:pic="http://schemas.openxmlformats.org/drawingml/2006/picture">
+                  <pic:nvPicPr>
+                    <pic:cNvPr id="6" name="Image6"/>
+                    <pic:cNvPicPr>
+                      <a:picLocks noChangeAspect="1" noChangeArrowheads="1"/>
+                    </pic:cNvPicPr>
+                  </pic:nvPicPr>
+                  <pic:blipFill>
+                    <a:blip r:embed="rId8"/>
+                    <a:stretch>
+                      <a:fillRect/>
+                    </a:stretch>
+                  </pic:blipFill>
+                  <pic:spPr bwMode="auto">
+                    <a:xfrm>
+                      <a:off x="0" y="0"/>
+                      <a:ext cx="5480685" cy="4082415"/>
+                    </a:xfrm>
+                    <a:prstGeom prst="rect">
+                      <a:avLst/>
+                    </a:prstGeom>
+                    <a:noFill/>
+                  </pic:spPr>
+                </pic:pic>
+              </a:graphicData>
+            </a:graphic>
+          </wp:anchor>
+        </w:drawing>
+      </w:r>
+      <w:r>
+        <w:rPr>
+          <w:rFonts w:ascii="Times New Roman" w:hAnsi="Times New Roman"/>
+          <w:b w:val="false"/>
+          <w:bCs w:val="false"/>
+          <w:sz w:val="28"/>
+          <w:szCs w:val="28"/>
+        </w:rPr>
+        <w:t>Рисунок 4.1 — Логічна модель даних</w:t>
+      </w:r>
+    </w:p>
+    <w:p>
+      <w:pPr>
+        <w:pStyle w:val="Normal"/>
+        <w:widowControl/>
+        <w:bidi w:val="0"/>
+        <w:spacing w:lineRule="auto" w:line="360"/>
+        <w:ind w:hanging="0" w:start="0" w:end="0"/>
+        <w:jc w:val="center"/>
+        <w:rPr>
+          <w:rFonts w:ascii="Times New Roman" w:hAnsi="Times New Roman"/>
+          <w:b w:val="false"/>
+          <w:bCs w:val="false"/>
+          <w:sz w:val="28"/>
+          <w:szCs w:val="28"/>
+        </w:rPr>
+      </w:pPr>
+      <w:r>
+        <w:rPr>
+          <w:rFonts w:ascii="Times New Roman" w:hAnsi="Times New Roman"/>
+          <w:b w:val="false"/>
+          <w:bCs w:val="false"/>
+          <w:sz w:val="28"/>
+          <w:szCs w:val="28"/>
+        </w:rPr>
+      </w:r>
+    </w:p>
+    <w:p>
+      <w:pPr>
+        <w:pStyle w:val="Normal"/>
+        <w:widowControl/>
+        <w:bidi w:val="0"/>
+        <w:spacing w:lineRule="auto" w:line="360"/>
+        <w:ind w:hanging="0" w:start="0" w:end="0"/>
+        <w:jc w:val="start"/>
+        <w:rPr>
+          <w:rFonts w:ascii="Times New Roman" w:hAnsi="Times New Roman"/>
+          <w:b w:val="false"/>
+          <w:bCs w:val="false"/>
+          <w:sz w:val="28"/>
+          <w:szCs w:val="28"/>
+        </w:rPr>
+      </w:pPr>
+      <w:r>
+        <w:rPr>
+          <w:rFonts w:ascii="Times New Roman" w:hAnsi="Times New Roman"/>
+          <w:b w:val="false"/>
+          <w:bCs w:val="false"/>
+          <w:sz w:val="28"/>
+          <w:szCs w:val="28"/>
+        </w:rPr>
+        <w:tab/>
+        <w:t>Таблиця «Questions» функціонує незалежно як довідник питань.</w:t>
+      </w:r>
+    </w:p>
+    <w:p>
+      <w:pPr>
+        <w:pStyle w:val="Normal"/>
+        <w:widowControl/>
+        <w:bidi w:val="0"/>
+        <w:spacing w:lineRule="auto" w:line="360"/>
+        <w:ind w:hanging="0" w:start="0" w:end="0"/>
+        <w:jc w:val="start"/>
+        <w:rPr>
+          <w:rFonts w:ascii="Times New Roman" w:hAnsi="Times New Roman"/>
+          <w:b w:val="false"/>
+          <w:bCs w:val="false"/>
+          <w:sz w:val="28"/>
+          <w:szCs w:val="28"/>
+        </w:rPr>
+      </w:pPr>
+      <w:r>
+        <w:rPr>
+          <w:rFonts w:ascii="Times New Roman" w:hAnsi="Times New Roman"/>
+          <w:b w:val="false"/>
+          <w:bCs w:val="false"/>
+          <w:sz w:val="28"/>
+          <w:szCs w:val="28"/>
+        </w:rPr>
+      </w:r>
+    </w:p>
     <w:sectPr>
+      <w:footerReference w:type="default" r:id="rId9"/>
       <w:type w:val="nextPage"/>
       <w:pgSz w:w="11906" w:h="16838"/>
-      <w:pgMar w:left="1134" w:right="1134" w:gutter="0" w:header="0" w:top="1134" w:footer="0" w:bottom="1134"/>
+      <w:pgMar w:left="1701" w:right="567" w:gutter="0" w:header="0" w:top="1134" w:footer="680" w:bottom="1285"/>
       <w:pgNumType w:fmt="decimal"/>
       <w:formProt w:val="false"/>
       <w:textDirection w:val="lrTb"/>
+      <w:docGrid w:type="default" w:linePitch="100" w:charSpace="0"/>
     </w:sectPr>
   </w:body>
 </w:document>
+</file>
+
+<file path=word/footer1.xml><?xml version="1.0" encoding="utf-8"?>
+<w:ftr xmlns:o="urn:schemas-microsoft-com:office:office" xmlns:r="http://schemas.openxmlformats.org/officeDocument/2006/relationships" xmlns:v="urn:schemas-microsoft-com:vml" xmlns:w="http://schemas.openxmlformats.org/wordprocessingml/2006/main" xmlns:w10="urn:schemas-microsoft-com:office:word" xmlns:wp="http://schemas.openxmlformats.org/drawingml/2006/wordprocessingDrawing" xmlns:pic="http://schemas.openxmlformats.org/drawingml/2006/picture" xmlns:wps="http://schemas.microsoft.com/office/word/2010/wordprocessingShape" xmlns:wpg="http://schemas.microsoft.com/office/word/2010/wordprocessingGroup" xmlns:mc="http://schemas.openxmlformats.org/markup-compatibility/2006" xmlns:wp14="http://schemas.microsoft.com/office/word/2010/wordprocessingDrawing" xmlns:w14="http://schemas.microsoft.com/office/word/2010/wordml" xmlns:w15="http://schemas.microsoft.com/office/word/2012/wordml" mc:Ignorable="w14 wp14 w15">
+  <w:p>
+    <w:pPr>
+      <w:pStyle w:val="Footer"/>
+      <w:jc w:val="end"/>
+      <w:rPr/>
+    </w:pPr>
+    <w:bookmarkStart w:id="0" w:name="PageNumWizard_FOOTER_Default_Page_Style2"/>
+    <w:r>
+      <w:rPr/>
+      <w:fldChar w:fldCharType="begin"/>
+    </w:r>
+    <w:r>
+      <w:rPr/>
+      <w:instrText xml:space="preserve"> PAGE </w:instrText>
+    </w:r>
+    <w:r>
+      <w:rPr/>
+      <w:fldChar w:fldCharType="separate"/>
+    </w:r>
+    <w:r>
+      <w:rPr/>
+      <w:t>7</w:t>
+    </w:r>
+    <w:r>
+      <w:rPr/>
+      <w:fldChar w:fldCharType="end"/>
+    </w:r>
+    <w:bookmarkEnd w:id="0"/>
+  </w:p>
+</w:ftr>
+</file>
+
+<file path=word/numbering.xml><?xml version="1.0" encoding="utf-8"?>
+<w:numbering xmlns:w="http://schemas.openxmlformats.org/wordprocessingml/2006/main" xmlns:o="urn:schemas-microsoft-com:office:office" xmlns:r="http://schemas.openxmlformats.org/officeDocument/2006/relationships" xmlns:v="urn:schemas-microsoft-com:vml" xmlns:mc="http://schemas.openxmlformats.org/markup-compatibility/2006" xmlns:w14="http://schemas.microsoft.com/office/word/2010/wordml" mc:Ignorable="w14">
+  <w:abstractNum w:abstractNumId="1">
+    <w:lvl w:ilvl="0">
+      <w:start w:val="1"/>
+      <w:numFmt w:val="decimal"/>
+      <w:lvlText w:val="%1."/>
+      <w:lvlJc w:val="start"/>
+      <w:pPr>
+        <w:tabs>
+          <w:tab w:val="num" w:pos="397"/>
+        </w:tabs>
+        <w:ind w:start="754" w:hanging="397"/>
+      </w:pPr>
+      <w:rPr/>
+    </w:lvl>
+    <w:lvl w:ilvl="1">
+      <w:start w:val="1"/>
+      <w:numFmt w:val="decimal"/>
+      <w:lvlText w:val="%1.%2."/>
+      <w:lvlJc w:val="start"/>
+      <w:pPr>
+        <w:tabs>
+          <w:tab w:val="num" w:pos="794"/>
+        </w:tabs>
+        <w:ind w:start="1151" w:hanging="397"/>
+      </w:pPr>
+      <w:rPr/>
+    </w:lvl>
+    <w:lvl w:ilvl="2">
+      <w:start w:val="1"/>
+      <w:numFmt w:val="decimal"/>
+      <w:lvlText w:val="%3."/>
+      <w:lvlJc w:val="start"/>
+      <w:pPr>
+        <w:tabs>
+          <w:tab w:val="num" w:pos="1191"/>
+        </w:tabs>
+        <w:ind w:start="1548" w:hanging="397"/>
+      </w:pPr>
+      <w:rPr/>
+    </w:lvl>
+    <w:lvl w:ilvl="3">
+      <w:start w:val="1"/>
+      <w:numFmt w:val="decimal"/>
+      <w:lvlText w:val="%4."/>
+      <w:lvlJc w:val="start"/>
+      <w:pPr>
+        <w:tabs>
+          <w:tab w:val="num" w:pos="1588"/>
+        </w:tabs>
+        <w:ind w:start="1945" w:hanging="397"/>
+      </w:pPr>
+      <w:rPr/>
+    </w:lvl>
+    <w:lvl w:ilvl="4">
+      <w:start w:val="1"/>
+      <w:numFmt w:val="decimal"/>
+      <w:lvlText w:val="%5."/>
+      <w:lvlJc w:val="start"/>
+      <w:pPr>
+        <w:tabs>
+          <w:tab w:val="num" w:pos="1985"/>
+        </w:tabs>
+        <w:ind w:start="2342" w:hanging="397"/>
+      </w:pPr>
+      <w:rPr/>
+    </w:lvl>
+    <w:lvl w:ilvl="5">
+      <w:start w:val="1"/>
+      <w:numFmt w:val="decimal"/>
+      <w:lvlText w:val="%6."/>
+      <w:lvlJc w:val="start"/>
+      <w:pPr>
+        <w:tabs>
+          <w:tab w:val="num" w:pos="2381"/>
+        </w:tabs>
+        <w:ind w:start="2738" w:hanging="397"/>
+      </w:pPr>
+      <w:rPr/>
+    </w:lvl>
+    <w:lvl w:ilvl="6">
+      <w:start w:val="1"/>
+      <w:numFmt w:val="decimal"/>
+      <w:lvlText w:val="%7."/>
+      <w:lvlJc w:val="start"/>
+      <w:pPr>
+        <w:tabs>
+          <w:tab w:val="num" w:pos="2778"/>
+        </w:tabs>
+        <w:ind w:start="3135" w:hanging="397"/>
+      </w:pPr>
+      <w:rPr/>
+    </w:lvl>
+    <w:lvl w:ilvl="7">
+      <w:start w:val="1"/>
+      <w:numFmt w:val="decimal"/>
+      <w:lvlText w:val="%8."/>
+      <w:lvlJc w:val="start"/>
+      <w:pPr>
+        <w:tabs>
+          <w:tab w:val="num" w:pos="3175"/>
+        </w:tabs>
+        <w:ind w:start="3532" w:hanging="397"/>
+      </w:pPr>
+      <w:rPr/>
+    </w:lvl>
+    <w:lvl w:ilvl="8">
+      <w:start w:val="1"/>
+      <w:numFmt w:val="decimal"/>
+      <w:lvlText w:val="%9."/>
+      <w:lvlJc w:val="start"/>
+      <w:pPr>
+        <w:tabs>
+          <w:tab w:val="num" w:pos="3572"/>
+        </w:tabs>
+        <w:ind w:start="3929" w:hanging="397"/>
+      </w:pPr>
+      <w:rPr/>
+    </w:lvl>
+  </w:abstractNum>
+  <w:abstractNum w:abstractNumId="2">
+    <w:lvl w:ilvl="0">
+      <w:start w:val="1"/>
+      <w:numFmt w:val="none"/>
+      <w:suff w:val="nothing"/>
+      <w:lvlText w:val=""/>
+      <w:lvlJc w:val="start"/>
+      <w:pPr>
+        <w:tabs>
+          <w:tab w:val="num" w:pos="0"/>
+        </w:tabs>
+        <w:ind w:start="0" w:hanging="0"/>
+      </w:pPr>
+    </w:lvl>
+    <w:lvl w:ilvl="1">
+      <w:start w:val="1"/>
+      <w:numFmt w:val="none"/>
+      <w:suff w:val="nothing"/>
+      <w:lvlText w:val=""/>
+      <w:lvlJc w:val="start"/>
+      <w:pPr>
+        <w:tabs>
+          <w:tab w:val="num" w:pos="0"/>
+        </w:tabs>
+        <w:ind w:start="0" w:hanging="0"/>
+      </w:pPr>
+    </w:lvl>
+    <w:lvl w:ilvl="2">
+      <w:start w:val="1"/>
+      <w:numFmt w:val="none"/>
+      <w:pStyle w:val="Heading3"/>
+      <w:suff w:val="nothing"/>
+      <w:lvlText w:val=""/>
+      <w:lvlJc w:val="start"/>
+      <w:pPr>
+        <w:tabs>
+          <w:tab w:val="num" w:pos="0"/>
+        </w:tabs>
+        <w:ind w:start="0" w:hanging="0"/>
+      </w:pPr>
+    </w:lvl>
+    <w:lvl w:ilvl="3">
+      <w:start w:val="1"/>
+      <w:numFmt w:val="none"/>
+      <w:suff w:val="nothing"/>
+      <w:lvlText w:val=""/>
+      <w:lvlJc w:val="start"/>
+      <w:pPr>
+        <w:tabs>
+          <w:tab w:val="num" w:pos="0"/>
+        </w:tabs>
+        <w:ind w:start="0" w:hanging="0"/>
+      </w:pPr>
+    </w:lvl>
+    <w:lvl w:ilvl="4">
+      <w:start w:val="1"/>
+      <w:numFmt w:val="none"/>
+      <w:suff w:val="nothing"/>
+      <w:lvlText w:val=""/>
+      <w:lvlJc w:val="start"/>
+      <w:pPr>
+        <w:tabs>
+          <w:tab w:val="num" w:pos="0"/>
+        </w:tabs>
+        <w:ind w:start="0" w:hanging="0"/>
+      </w:pPr>
+    </w:lvl>
+    <w:lvl w:ilvl="5">
+      <w:start w:val="1"/>
+      <w:numFmt w:val="none"/>
+      <w:suff w:val="nothing"/>
+      <w:lvlText w:val=""/>
+      <w:lvlJc w:val="start"/>
+      <w:pPr>
+        <w:tabs>
+          <w:tab w:val="num" w:pos="0"/>
+        </w:tabs>
+        <w:ind w:start="0" w:hanging="0"/>
+      </w:pPr>
+    </w:lvl>
+    <w:lvl w:ilvl="6">
+      <w:start w:val="1"/>
+      <w:numFmt w:val="none"/>
+      <w:suff w:val="nothing"/>
+      <w:lvlText w:val=""/>
+      <w:lvlJc w:val="start"/>
+      <w:pPr>
+        <w:tabs>
+          <w:tab w:val="num" w:pos="0"/>
+        </w:tabs>
+        <w:ind w:start="0" w:hanging="0"/>
+      </w:pPr>
+    </w:lvl>
+    <w:lvl w:ilvl="7">
+      <w:start w:val="1"/>
+      <w:numFmt w:val="none"/>
+      <w:suff w:val="nothing"/>
+      <w:lvlText w:val=""/>
+      <w:lvlJc w:val="start"/>
+      <w:pPr>
+        <w:tabs>
+          <w:tab w:val="num" w:pos="0"/>
+        </w:tabs>
+        <w:ind w:start="0" w:hanging="0"/>
+      </w:pPr>
+    </w:lvl>
+    <w:lvl w:ilvl="8">
+      <w:start w:val="1"/>
+      <w:numFmt w:val="none"/>
+      <w:suff w:val="nothing"/>
+      <w:lvlText w:val=""/>
+      <w:lvlJc w:val="start"/>
+      <w:pPr>
+        <w:tabs>
+          <w:tab w:val="num" w:pos="0"/>
+        </w:tabs>
+        <w:ind w:start="0" w:hanging="0"/>
+      </w:pPr>
+    </w:lvl>
+  </w:abstractNum>
+  <w:num w:numId="1">
+    <w:abstractNumId w:val="1"/>
+  </w:num>
+  <w:num w:numId="2">
+    <w:abstractNumId w:val="2"/>
+  </w:num>
+  <w:num w:numId="3">
+    <w:abstractNumId w:val="1"/>
+    <w:lvlOverride w:ilvl="0">
+      <w:startOverride w:val="1"/>
+    </w:lvlOverride>
+    <w:lvlOverride w:ilvl="1">
+      <w:startOverride w:val="1"/>
+    </w:lvlOverride>
+  </w:num>
+  <w:num w:numId="4">
+    <w:abstractNumId w:val="1"/>
+    <w:lvlOverride w:ilvl="0">
+      <w:startOverride w:val="1"/>
+    </w:lvlOverride>
+  </w:num>
+  <w:num w:numId="5">
+    <w:abstractNumId w:val="1"/>
+    <w:lvlOverride w:ilvl="0">
+      <w:startOverride w:val="1"/>
+    </w:lvlOverride>
+  </w:num>
+</w:numbering>
 </file>
 
 <file path=word/styles.xml><?xml version="1.0" encoding="utf-8"?>
@@ -205,7 +3206,6 @@
     </w:rPrDefault>
     <w:pPrDefault>
       <w:pPr>
-        <w:widowControl/>
         <w:suppressAutoHyphens w:val="true"/>
       </w:pPr>
     </w:pPrDefault>
@@ -215,7 +3215,10 @@
     <w:qFormat/>
     <w:pPr>
       <w:widowControl/>
+      <w:suppressAutoHyphens w:val="true"/>
       <w:bidi w:val="0"/>
+      <w:spacing w:before="0" w:after="0"/>
+      <w:jc w:val="start"/>
     </w:pPr>
     <w:rPr>
       <w:rFonts w:ascii="Liberation Serif" w:hAnsi="Liberation Serif" w:eastAsia="NSimSun" w:cs="Lucida Sans"/>
@@ -225,6 +3228,64 @@
       <w:szCs w:val="24"/>
       <w:lang w:val="uk-UA" w:eastAsia="zh-CN" w:bidi="hi-IN"/>
     </w:rPr>
+  </w:style>
+  <w:style w:type="paragraph" w:styleId="Heading3">
+    <w:name w:val="heading 3"/>
+    <w:basedOn w:val="Heading"/>
+    <w:next w:val="BodyText"/>
+    <w:qFormat/>
+    <w:pPr>
+      <w:spacing w:before="140" w:after="120"/>
+      <w:outlineLvl w:val="2"/>
+    </w:pPr>
+    <w:rPr>
+      <w:rFonts w:ascii="Liberation Serif" w:hAnsi="Liberation Serif" w:eastAsia="NSimSun" w:cs="Lucida Sans"/>
+      <w:b/>
+      <w:bCs/>
+      <w:sz w:val="28"/>
+      <w:szCs w:val="28"/>
+    </w:rPr>
+  </w:style>
+  <w:style w:type="character" w:styleId="DefaultParagraphFont">
+    <w:name w:val="Default Paragraph Font"/>
+    <w:qFormat/>
+    <w:rPr/>
+  </w:style>
+  <w:style w:type="character" w:styleId="Hyperlink">
+    <w:name w:val="Hyperlink"/>
+    <w:basedOn w:val="DefaultParagraphFont"/>
+    <w:rPr>
+      <w:color w:themeColor="hyperlink" w:val="467886"/>
+      <w:u w:val="single"/>
+    </w:rPr>
+  </w:style>
+  <w:style w:type="character" w:styleId="FollowedHyperlink">
+    <w:name w:val="FollowedHyperlink"/>
+    <w:basedOn w:val="DefaultParagraphFont"/>
+    <w:rPr>
+      <w:color w:themeColor="followedHyperlink" w:val="96607D"/>
+      <w:u w:val="single"/>
+    </w:rPr>
+  </w:style>
+  <w:style w:type="character" w:styleId="Bullets">
+    <w:name w:val="Bullets"/>
+    <w:qFormat/>
+    <w:rPr>
+      <w:rFonts w:ascii="OpenSymbol" w:hAnsi="OpenSymbol" w:eastAsia="OpenSymbol" w:cs="OpenSymbol"/>
+    </w:rPr>
+  </w:style>
+  <w:style w:type="character" w:styleId="Strong">
+    <w:name w:val="Strong"/>
+    <w:qFormat/>
+    <w:rPr>
+      <w:b/>
+      <w:bCs/>
+    </w:rPr>
+  </w:style>
+  <w:style w:type="character" w:styleId="NumberingSymbols">
+    <w:name w:val="Numbering Symbols"/>
+    <w:qFormat/>
+    <w:rPr/>
   </w:style>
   <w:style w:type="paragraph" w:styleId="Heading">
     <w:name w:val="Heading"/>
@@ -283,6 +3344,35 @@
     <w:rPr>
       <w:rFonts w:cs="Lucida Sans"/>
     </w:rPr>
+  </w:style>
+  <w:style w:type="paragraph" w:styleId="HeaderandFooter">
+    <w:name w:val="Header and Footer"/>
+    <w:basedOn w:val="Normal"/>
+    <w:qFormat/>
+    <w:pPr>
+      <w:suppressLineNumbers/>
+      <w:tabs>
+        <w:tab w:val="clear" w:pos="709"/>
+        <w:tab w:val="center" w:pos="4819" w:leader="none"/>
+        <w:tab w:val="right" w:pos="9638" w:leader="none"/>
+      </w:tabs>
+    </w:pPr>
+    <w:rPr/>
+  </w:style>
+  <w:style w:type="paragraph" w:styleId="Footer">
+    <w:name w:val="footer"/>
+    <w:basedOn w:val="HeaderandFooter"/>
+    <w:pPr>
+      <w:suppressLineNumbers/>
+    </w:pPr>
+    <w:rPr>
+      <w:rFonts w:ascii="Times New Roman" w:hAnsi="Times New Roman"/>
+      <w:sz w:val="28"/>
+    </w:rPr>
+  </w:style>
+  <w:style w:type="numbering" w:styleId="Numbering123">
+    <w:name w:val="Numbering 123"/>
+    <w:qFormat/>
   </w:style>
 </w:styles>
 </file>
